--- a/Report/Final Project Report CIS 635.docx
+++ b/Report/Final Project Report CIS 635.docx
@@ -48,8 +48,48 @@
     </w:p>
     <w:p>
       <w:pPr>
+        <w:spacing w:after="80" w:line="240" w:lineRule="auto"/>
+        <w:jc w:val="center"/>
+        <w:rPr>
+          <w:color w:val="595959"/>
+          <w:sz w:val="20"/>
+          <w:szCs w:val="20"/>
+        </w:rPr>
+      </w:pPr>
+      <w:r>
+        <w:rPr>
+          <w:color w:val="595959"/>
+          <w:sz w:val="20"/>
+          <w:szCs w:val="20"/>
+          <w:rtl w:val="0"/>
+        </w:rPr>
+        <w:t xml:space="preserve">Repository Link: https://github.com/coolingj-gvsu/CIS635-Final-Project</w:t>
+      </w:r>
+    </w:p>
+    <w:p>
+      <w:pPr>
         <w:spacing w:after="320" w:line="240" w:lineRule="auto"/>
         <w:jc w:val="center"/>
+        <w:rPr>
+          <w:i w:val="1"/>
+          <w:iCs w:val="1"/>
+          <w:color w:val="595959"/>
+          <w:sz w:val="20"/>
+          <w:szCs w:val="20"/>
+        </w:rPr>
+      </w:pPr>
+      <w:r>
+        <w:rPr>
+          <w:i w:val="1"/>
+          <w:iCs w:val="1"/>
+          <w:color w:val="595959"/>
+          <w:sz w:val="20"/>
+          <w:szCs w:val="20"/>
+          <w:rtl w:val="0"/>
+        </w:rPr>
+        <w:t xml:space="preserve">Team: Morgan Hamlin, Joshua Cooling</w:t>
+      </w:r>
+      <w:r>
         <w:rPr>
           <w:b w:val="1"/>
           <w:bCs w:val="1"/>
@@ -58,8 +98,10 @@
           <w:color w:val="595959"/>
           <w:sz w:val="20"/>
           <w:szCs w:val="20"/>
-        </w:rPr>
-      </w:pPr>
+          <w:rtl w:val="0"/>
+        </w:rPr>
+        <w:t xml:space="preserve">, </w:t>
+      </w:r>
       <w:r>
         <w:rPr>
           <w:i w:val="1"/>
@@ -69,392 +111,348 @@
           <w:szCs w:val="20"/>
           <w:rtl w:val="0"/>
         </w:rPr>
-        <w:t xml:space="preserve">Team: Morgan Hamlin, Joshua Cooling</w:t>
-      </w:r>
-      <w:r>
+        <w:t xml:space="preserve">Payton Wilder, Zhiyan Chen</w:t>
+      </w:r>
+    </w:p>
+    <w:p>
+      <w:pPr>
+        <w:spacing w:after="120" w:before="300" w:lineRule="auto"/>
         <w:rPr>
           <w:b w:val="1"/>
           <w:bCs w:val="1"/>
-          <w:i w:val="1"/>
-          <w:iCs w:val="1"/>
-          <w:color w:val="595959"/>
-          <w:sz w:val="20"/>
-          <w:szCs w:val="20"/>
-          <w:rtl w:val="0"/>
-        </w:rPr>
-        <w:t xml:space="preserve"> (</w:t>
-      </w:r>
-      <w:r>
-        <w:rPr>
-          <w:b w:val="1"/>
-          <w:bCs w:val="1"/>
-          <w:i w:val="1"/>
-          <w:iCs w:val="1"/>
-          <w:color w:val="ff0000"/>
-          <w:sz w:val="20"/>
-          <w:szCs w:val="20"/>
-          <w:rtl w:val="0"/>
-        </w:rPr>
-        <w:t xml:space="preserve">ADD YOUR NAME</w:t>
-      </w:r>
-      <w:r>
-        <w:rPr>
-          <w:b w:val="1"/>
-          <w:bCs w:val="1"/>
-          <w:i w:val="1"/>
-          <w:iCs w:val="1"/>
-          <w:color w:val="595959"/>
-          <w:sz w:val="20"/>
-          <w:szCs w:val="20"/>
-          <w:rtl w:val="0"/>
-        </w:rPr>
-        <w:t xml:space="preserve">)</w:t>
-      </w:r>
-    </w:p>
-    <w:p>
-      <w:pPr>
-        <w:spacing w:after="120" w:before="300" w:lineRule="auto"/>
+          <w:sz w:val="38"/>
+          <w:szCs w:val="38"/>
+        </w:rPr>
+      </w:pPr>
+      <w:r>
         <w:rPr>
           <w:b w:val="1"/>
           <w:bCs w:val="1"/>
           <w:color w:val="1f3864"/>
           <w:sz w:val="28"/>
           <w:szCs w:val="28"/>
-        </w:rPr>
-      </w:pPr>
-      <w:r>
+          <w:rtl w:val="0"/>
+        </w:rPr>
+        <w:t xml:space="preserve">Abstract </w:t>
+      </w:r>
+      <w:r>
+        <w:rPr>
+          <w:rtl w:val="0"/>
+        </w:rPr>
+      </w:r>
+    </w:p>
+    <w:p>
+      <w:pPr>
+        <w:spacing w:after="160" w:before="240" w:lineRule="auto"/>
+        <w:jc w:val="both"/>
+        <w:rPr>
+          <w:sz w:val="24"/>
+          <w:szCs w:val="24"/>
+        </w:rPr>
+      </w:pPr>
+      <w:r>
+        <w:rPr>
+          <w:sz w:val="24"/>
+          <w:szCs w:val="24"/>
+          <w:rtl w:val="0"/>
+        </w:rPr>
+        <w:t xml:space="preserve">Our study investigates whether state-level and county-level socioeconomic indicators derived from the U.S. Census Bureau American Community Survey (ACS) can predict K-12 student dropout rates reported by the National Center for Education Statistics (NCES). The primary analysis focuses on the district-level fused dataset constructed using the NCES EDGE geographic crosswalk, which links NCES school districts to county-level Census socioeconomic indicators, resulting in approximately 19,500 districts for analysis in the 2022-2023 academic year. </w:t>
+      </w:r>
+    </w:p>
+    <w:p>
+      <w:pPr>
+        <w:spacing w:after="160" w:before="240" w:lineRule="auto"/>
+        <w:jc w:val="both"/>
+        <w:rPr>
+          <w:sz w:val="24"/>
+          <w:szCs w:val="24"/>
+        </w:rPr>
+      </w:pPr>
+      <w:r>
+        <w:rPr>
+          <w:sz w:val="24"/>
+          <w:szCs w:val="24"/>
+          <w:rtl w:val="0"/>
+        </w:rPr>
+        <w:t xml:space="preserve">We evaluate multiple linear regression approaches, including linear regression, a baseline mean prediction model, and Random Forest regression. Across all models, predictive performance remains extremely weak (R² = 0.01 for linear models, near-zero generalization performance for Random Forest), indicating that county-level socioeconomic aggregates alone are insufficient to explain district-level dropout variation. We also construct a state-level aggregate dataset (52 observations) as a secondary baseline comparison, which similarly shows limited explanatory power (R²=0.19 for linear regression), but this result is not directly compatible due to differences in aggregation level and sample size. We discuss limitations of geographic aggregation and modeling scope, and propose district-level feature expansion as future work. </w:t>
+      </w:r>
+      <w:r>
+        <w:rPr>
+          <w:rtl w:val="0"/>
+        </w:rPr>
+      </w:r>
+    </w:p>
+    <w:p>
+      <w:pPr>
+        <w:spacing w:after="120" w:before="300" w:lineRule="auto"/>
         <w:rPr>
           <w:b w:val="1"/>
           <w:bCs w:val="1"/>
           <w:color w:val="1f3864"/>
           <w:sz w:val="28"/>
           <w:szCs w:val="28"/>
-          <w:rtl w:val="0"/>
-        </w:rPr>
-        <w:t xml:space="preserve">Abstract </w:t>
-      </w:r>
-    </w:p>
-    <w:p>
-      <w:pPr>
-        <w:spacing w:after="120" w:before="300" w:lineRule="auto"/>
-        <w:rPr>
-          <w:b w:val="1"/>
-          <w:bCs w:val="1"/>
-          <w:sz w:val="38"/>
-          <w:szCs w:val="38"/>
-        </w:rPr>
-      </w:pPr>
-      <w:r>
-        <w:rPr>
-          <w:b w:val="1"/>
-          <w:bCs w:val="1"/>
-          <w:color w:val="ff0000"/>
-          <w:sz w:val="20"/>
-          <w:szCs w:val="20"/>
-          <w:rtl w:val="0"/>
-        </w:rPr>
-        <w:t xml:space="preserve">(We can revise as code, or project evolves this is a foundation)</w:t>
-      </w:r>
-      <w:r>
-        <w:rPr>
-          <w:rtl w:val="0"/>
-        </w:rPr>
-      </w:r>
-    </w:p>
-    <w:p>
-      <w:pPr>
-        <w:spacing w:after="160" w:before="240" w:lineRule="auto"/>
-        <w:jc w:val="both"/>
-        <w:rPr>
-          <w:sz w:val="24"/>
-          <w:szCs w:val="24"/>
-        </w:rPr>
-      </w:pPr>
-      <w:r>
-        <w:rPr>
-          <w:sz w:val="24"/>
-          <w:szCs w:val="24"/>
-          <w:rtl w:val="0"/>
-        </w:rPr>
-        <w:t xml:space="preserve">Our study investigates whether state-level socioeconomic indicators derived from the U.S. Census Bureau American Community Survey (ACS) can predict K-12 student dropout rates reported by the National Center for Education Statistics (NCES). Using a multimodal data fusion approach, we merged ACS county-level estimates (poverty rate, median household income, and bachelor's degree attainment rate) with NCES Common Core of Data (CCD) district-level dropout and graduation counts, aggregating both datasets to 52 U.S. state-level observations for the 2022-2023 academic year. A linear regression model trained on the three socioeconomic features achieved an R² of 0.19, with bachelor's degree attainment rate (r = 0.32) and poverty rate (r = 0.16) emerging as the strongest correlates. These findings suggest that adult educational attainment in a state is a more salient predictor of youth dropout than income alone, and that heterogeneous government data sources can be meaningfully fused to surface these patterns. We discuss limitations of state-level aggregation and propose district-level fusion via NCES EDGE geographic crosswalks as a promising direction for future work.</w:t>
-      </w:r>
-      <w:r>
-        <w:rPr>
-          <w:rtl w:val="0"/>
-        </w:rPr>
-      </w:r>
-    </w:p>
-    <w:p>
-      <w:pPr>
-        <w:spacing w:after="120" w:before="300" w:lineRule="auto"/>
+        </w:rPr>
+      </w:pPr>
+      <w:r>
         <w:rPr>
           <w:b w:val="1"/>
           <w:bCs w:val="1"/>
           <w:color w:val="1f3864"/>
           <w:sz w:val="28"/>
           <w:szCs w:val="28"/>
-        </w:rPr>
-      </w:pPr>
-      <w:r>
+          <w:rtl w:val="0"/>
+        </w:rPr>
+        <w:t xml:space="preserve">1. Introduction &amp; Problem Statement </w:t>
+      </w:r>
+    </w:p>
+    <w:p>
+      <w:pPr>
+        <w:spacing w:after="160" w:before="240" w:lineRule="auto"/>
+        <w:jc w:val="both"/>
+        <w:rPr>
+          <w:sz w:val="24"/>
+          <w:szCs w:val="24"/>
+        </w:rPr>
+      </w:pPr>
+      <w:r>
+        <w:rPr>
+          <w:sz w:val="24"/>
+          <w:szCs w:val="24"/>
+          <w:rtl w:val="0"/>
+        </w:rPr>
+        <w:t xml:space="preserve">The United States faces a persistent K-12 dropout crisis with significant economic and social consequences. Students who do not complete high school earn substantially less over their lifetimes, are more likely to experience unemployment, and face higher rates of incarceration compared to graduates. While demographic research has consistently linked socioeconomic conditions to educational outcomes, operationalizing these relationships at scale using publicly available government data remains a challenge for researchers and policymakers alike.</w:t>
+      </w:r>
+    </w:p>
+    <w:p>
+      <w:pPr>
+        <w:spacing w:after="160" w:before="240" w:lineRule="auto"/>
+        <w:jc w:val="both"/>
+        <w:rPr>
+          <w:sz w:val="24"/>
+          <w:szCs w:val="24"/>
+        </w:rPr>
+      </w:pPr>
+      <w:r>
+        <w:rPr>
+          <w:sz w:val="24"/>
+          <w:szCs w:val="24"/>
+          <w:rtl w:val="0"/>
+        </w:rPr>
+        <w:t xml:space="preserve">Our project is situated within the broader question of how socioeconomic factors shape graduation and dropout outcomes. A full investigation of this question would require district-level data on poverty, income, parental education, unemployment, urbanity, district size, and regional context. This study addresses two of these questions directly, with the remaining questions deferred to future work pending district-level data fusion.</w:t>
+      </w:r>
+    </w:p>
+    <w:p>
+      <w:pPr>
+        <w:spacing w:after="160" w:before="240" w:lineRule="auto"/>
+        <w:jc w:val="both"/>
+        <w:rPr>
+          <w:sz w:val="24"/>
+          <w:szCs w:val="24"/>
+        </w:rPr>
+      </w:pPr>
+      <w:r>
+        <w:rPr>
+          <w:sz w:val="24"/>
+          <w:szCs w:val="24"/>
+          <w:rtl w:val="0"/>
+        </w:rPr>
+        <w:t xml:space="preserve">This project directly addresses the following two research questions:</w:t>
+      </w:r>
+    </w:p>
+    <w:p>
+      <w:pPr>
+        <w:numPr>
+          <w:ilvl w:val="0"/>
+          <w:numId w:val="5"/>
+        </w:numPr>
+        <w:spacing w:after="0" w:afterAutospacing="0" w:before="240" w:lineRule="auto"/>
+        <w:ind w:left="720" w:hanging="360"/>
+        <w:jc w:val="both"/>
+        <w:rPr>
+          <w:sz w:val="24"/>
+          <w:szCs w:val="24"/>
+        </w:rPr>
+      </w:pPr>
+      <w:r>
+        <w:rPr>
+          <w:sz w:val="24"/>
+          <w:szCs w:val="24"/>
+          <w:rtl w:val="0"/>
+        </w:rPr>
+        <w:t xml:space="preserve">Is the poverty rate significantly correlated with K-12 dropout rates at the state level? We test whether counties and states with higher poverty rates produce higher district-level dropout rates after aggregation.</w:t>
+      </w:r>
+    </w:p>
+    <w:p>
+      <w:pPr>
+        <w:numPr>
+          <w:ilvl w:val="0"/>
+          <w:numId w:val="5"/>
+        </w:numPr>
+        <w:spacing w:after="160" w:before="0" w:beforeAutospacing="0" w:lineRule="auto"/>
+        <w:ind w:left="720" w:hanging="360"/>
+        <w:jc w:val="both"/>
+        <w:rPr>
+          <w:sz w:val="24"/>
+          <w:szCs w:val="24"/>
+        </w:rPr>
+      </w:pPr>
+      <w:r>
+        <w:rPr>
+          <w:sz w:val="24"/>
+          <w:szCs w:val="24"/>
+          <w:rtl w:val="0"/>
+        </w:rPr>
+        <w:t xml:space="preserve">Does parental education level predict dropout outcomes more strongly than household income? This directly tests whether the community education context outweighs income as a predictor. </w:t>
+      </w:r>
+    </w:p>
+    <w:p>
+      <w:pPr>
+        <w:spacing w:after="160" w:before="240" w:lineRule="auto"/>
+        <w:ind w:left="0" w:firstLine="0"/>
+        <w:jc w:val="both"/>
+        <w:rPr>
+          <w:sz w:val="24"/>
+          <w:szCs w:val="24"/>
+        </w:rPr>
+      </w:pPr>
+      <w:r>
+        <w:rPr>
+          <w:sz w:val="24"/>
+          <w:szCs w:val="24"/>
+          <w:rtl w:val="0"/>
+        </w:rPr>
+        <w:t xml:space="preserve">The following research questions were identified as important but could not be addressed with the current state-level dataset. They are documented here as a motivation for future work.</w:t>
+      </w:r>
+    </w:p>
+    <w:p>
+      <w:pPr>
+        <w:numPr>
+          <w:ilvl w:val="0"/>
+          <w:numId w:val="5"/>
+        </w:numPr>
+        <w:spacing w:after="0" w:afterAutospacing="0" w:before="240" w:lineRule="auto"/>
+        <w:ind w:left="720" w:hanging="360"/>
+        <w:jc w:val="both"/>
+        <w:rPr>
+          <w:sz w:val="24"/>
+          <w:szCs w:val="24"/>
+        </w:rPr>
+      </w:pPr>
+      <w:r>
+        <w:rPr>
+          <w:sz w:val="24"/>
+          <w:szCs w:val="24"/>
+          <w:rtl w:val="0"/>
+        </w:rPr>
+        <w:t xml:space="preserve">Are rural districts more sensitive to socioeconomic disadvantage than urban districts? </w:t>
+      </w:r>
+    </w:p>
+    <w:p>
+      <w:pPr>
+        <w:numPr>
+          <w:ilvl w:val="0"/>
+          <w:numId w:val="5"/>
+        </w:numPr>
+        <w:spacing w:after="0" w:afterAutospacing="0" w:before="0" w:beforeAutospacing="0" w:lineRule="auto"/>
+        <w:ind w:left="720" w:hanging="360"/>
+        <w:jc w:val="both"/>
+        <w:rPr>
+          <w:sz w:val="24"/>
+          <w:szCs w:val="24"/>
+        </w:rPr>
+      </w:pPr>
+      <w:r>
+        <w:rPr>
+          <w:sz w:val="24"/>
+          <w:szCs w:val="24"/>
+          <w:rtl w:val="0"/>
+        </w:rPr>
+        <w:t xml:space="preserve">Are districts with higher unemployment rates more likely to have lower graduation rates?</w:t>
+      </w:r>
+    </w:p>
+    <w:p>
+      <w:pPr>
+        <w:numPr>
+          <w:ilvl w:val="0"/>
+          <w:numId w:val="5"/>
+        </w:numPr>
+        <w:spacing w:after="0" w:afterAutospacing="0" w:before="0" w:beforeAutospacing="0" w:lineRule="auto"/>
+        <w:ind w:left="720" w:hanging="360"/>
+        <w:jc w:val="both"/>
+        <w:rPr>
+          <w:sz w:val="24"/>
+          <w:szCs w:val="24"/>
+        </w:rPr>
+      </w:pPr>
+      <w:r>
+        <w:rPr>
+          <w:sz w:val="24"/>
+          <w:szCs w:val="24"/>
+          <w:rtl w:val="0"/>
+        </w:rPr>
+        <w:t xml:space="preserve">Are socioeconomic effects greater in small districts?</w:t>
+      </w:r>
+    </w:p>
+    <w:p>
+      <w:pPr>
+        <w:numPr>
+          <w:ilvl w:val="0"/>
+          <w:numId w:val="5"/>
+        </w:numPr>
+        <w:spacing w:after="160" w:before="0" w:beforeAutospacing="0" w:lineRule="auto"/>
+        <w:ind w:left="720" w:hanging="360"/>
+        <w:jc w:val="both"/>
+        <w:rPr>
+          <w:sz w:val="24"/>
+          <w:szCs w:val="24"/>
+        </w:rPr>
+      </w:pPr>
+      <w:r>
+        <w:rPr>
+          <w:sz w:val="24"/>
+          <w:szCs w:val="24"/>
+          <w:rtl w:val="0"/>
+        </w:rPr>
+        <w:t xml:space="preserve">Are there regional differences in graduation rates among states with similar socioeconomic profiles?</w:t>
+      </w:r>
+    </w:p>
+    <w:p>
+      <w:pPr>
+        <w:spacing w:after="160" w:before="240" w:lineRule="auto"/>
+        <w:ind w:left="0" w:firstLine="0"/>
+        <w:jc w:val="both"/>
+        <w:rPr>
+          <w:sz w:val="24"/>
+          <w:szCs w:val="24"/>
+        </w:rPr>
+      </w:pPr>
+      <w:r>
+        <w:rPr>
+          <w:sz w:val="24"/>
+          <w:szCs w:val="24"/>
+          <w:rtl w:val="0"/>
+        </w:rPr>
+        <w:t xml:space="preserve">Answering research questions one and two required fusing two heterogeneous federal datasets, the Census Bureau’s ACS and the NCES CCD, which present different geographic identifiers like county vs. district, along with different collection methodologies. This data fusion challenge was the core contribution of our work, which mirrors real-world barriers that prevent education researchers from leveraging the full capabilities of available public data.  </w:t>
+      </w:r>
+    </w:p>
+    <w:p>
+      <w:pPr>
+        <w:spacing w:after="120" w:before="300" w:lineRule="auto"/>
         <w:rPr>
           <w:b w:val="1"/>
           <w:bCs w:val="1"/>
           <w:color w:val="1f3864"/>
           <w:sz w:val="28"/>
           <w:szCs w:val="28"/>
-          <w:rtl w:val="0"/>
-        </w:rPr>
-        <w:t xml:space="preserve">1. Introduction &amp; Problem Statement </w:t>
-      </w:r>
-    </w:p>
-    <w:p>
-      <w:pPr>
-        <w:spacing w:after="160" w:before="240" w:lineRule="auto"/>
-        <w:jc w:val="both"/>
-        <w:rPr>
-          <w:sz w:val="24"/>
-          <w:szCs w:val="24"/>
-        </w:rPr>
-      </w:pPr>
-      <w:r>
-        <w:rPr>
-          <w:sz w:val="24"/>
-          <w:szCs w:val="24"/>
-          <w:rtl w:val="0"/>
-        </w:rPr>
-        <w:t xml:space="preserve">The United States faces a persistent K-12 dropout crisis with significant economic and social consequences. Students who do not complete high school earn substantially less over their lifetimes, are more likely to experience unemployment, and face higher rates of incarceration compared to graduates. While demographic research has consistently linked socioeconomic conditions to educational outcomes, operationalizing these relationships at scale using publicly available government data remains a challenge for researchers and policymakers alike.</w:t>
-      </w:r>
-    </w:p>
-    <w:p>
-      <w:pPr>
-        <w:spacing w:after="160" w:before="240" w:lineRule="auto"/>
-        <w:jc w:val="both"/>
-        <w:rPr>
-          <w:sz w:val="24"/>
-          <w:szCs w:val="24"/>
-        </w:rPr>
-      </w:pPr>
-      <w:r>
-        <w:rPr>
-          <w:sz w:val="24"/>
-          <w:szCs w:val="24"/>
-          <w:rtl w:val="0"/>
-        </w:rPr>
-        <w:t xml:space="preserve">Our project is situated within the broader question of how socioeconomic factors shape graduation and dropout outcomes. A full investigation of this question would require district-level data on poverty, income, parental education, unemployment, urbanity, district size, and regional context. This study addresses two of these questions directly, with the remaining questions deferred to future work pending district-level data fusion.</w:t>
-      </w:r>
-    </w:p>
-    <w:p>
-      <w:pPr>
-        <w:spacing w:after="160" w:before="240" w:lineRule="auto"/>
-        <w:jc w:val="both"/>
-        <w:rPr>
-          <w:sz w:val="24"/>
-          <w:szCs w:val="24"/>
-        </w:rPr>
-      </w:pPr>
-      <w:r>
-        <w:rPr>
-          <w:sz w:val="24"/>
-          <w:szCs w:val="24"/>
-          <w:rtl w:val="0"/>
-        </w:rPr>
-        <w:t xml:space="preserve">This project directly addresses the following two research questions:</w:t>
-      </w:r>
-    </w:p>
-    <w:p>
-      <w:pPr>
-        <w:numPr>
-          <w:ilvl w:val="0"/>
-          <w:numId w:val="3"/>
-        </w:numPr>
-        <w:spacing w:after="0" w:afterAutospacing="0" w:before="240" w:lineRule="auto"/>
-        <w:ind w:left="720" w:hanging="360"/>
-        <w:jc w:val="both"/>
-        <w:rPr>
-          <w:sz w:val="24"/>
-          <w:szCs w:val="24"/>
-        </w:rPr>
-      </w:pPr>
-      <w:r>
-        <w:rPr>
-          <w:sz w:val="24"/>
-          <w:szCs w:val="24"/>
-          <w:rtl w:val="0"/>
-        </w:rPr>
-        <w:t xml:space="preserve">Is the poverty rate significantly correlated with K-12 dropout rates at the state level? We test whether counties and states with higher poverty rates produce higher district-level dropout rates after aggregation.</w:t>
-      </w:r>
-    </w:p>
-    <w:p>
-      <w:pPr>
-        <w:numPr>
-          <w:ilvl w:val="0"/>
-          <w:numId w:val="3"/>
-        </w:numPr>
-        <w:spacing w:after="160" w:before="0" w:beforeAutospacing="0" w:lineRule="auto"/>
-        <w:ind w:left="720" w:hanging="360"/>
-        <w:jc w:val="both"/>
-        <w:rPr>
-          <w:sz w:val="24"/>
-          <w:szCs w:val="24"/>
-        </w:rPr>
-      </w:pPr>
-      <w:r>
-        <w:rPr>
-          <w:sz w:val="24"/>
-          <w:szCs w:val="24"/>
-          <w:rtl w:val="0"/>
-        </w:rPr>
-        <w:t xml:space="preserve">Does parental education level predict dropout outcomes more strongly than household income? This directly tests whether the community education context outweighs income as a predictor. </w:t>
-      </w:r>
-    </w:p>
-    <w:p>
-      <w:pPr>
-        <w:spacing w:after="160" w:before="240" w:lineRule="auto"/>
-        <w:ind w:left="0" w:firstLine="0"/>
-        <w:jc w:val="both"/>
-        <w:rPr>
-          <w:sz w:val="24"/>
-          <w:szCs w:val="24"/>
-        </w:rPr>
-      </w:pPr>
-      <w:r>
-        <w:rPr>
-          <w:sz w:val="24"/>
-          <w:szCs w:val="24"/>
-          <w:rtl w:val="0"/>
-        </w:rPr>
-        <w:t xml:space="preserve">The following research questions were identified as important but could not be addressed with the current state-level dataset. They are documented here as a motivation for future work.</w:t>
-      </w:r>
-    </w:p>
-    <w:p>
-      <w:pPr>
-        <w:numPr>
-          <w:ilvl w:val="0"/>
-          <w:numId w:val="3"/>
-        </w:numPr>
-        <w:spacing w:after="0" w:afterAutospacing="0" w:before="240" w:lineRule="auto"/>
-        <w:ind w:left="720" w:hanging="360"/>
-        <w:jc w:val="both"/>
-        <w:rPr>
-          <w:sz w:val="24"/>
-          <w:szCs w:val="24"/>
-        </w:rPr>
-      </w:pPr>
-      <w:r>
-        <w:rPr>
-          <w:sz w:val="24"/>
-          <w:szCs w:val="24"/>
-          <w:rtl w:val="0"/>
-        </w:rPr>
-        <w:t xml:space="preserve">Are rural districts more sensitive to socioeconomic disadvantage than urban districts? </w:t>
-      </w:r>
-    </w:p>
-    <w:p>
-      <w:pPr>
-        <w:numPr>
-          <w:ilvl w:val="0"/>
-          <w:numId w:val="3"/>
-        </w:numPr>
-        <w:spacing w:after="0" w:afterAutospacing="0" w:before="0" w:beforeAutospacing="0" w:lineRule="auto"/>
-        <w:ind w:left="720" w:hanging="360"/>
-        <w:jc w:val="both"/>
-        <w:rPr>
-          <w:sz w:val="24"/>
-          <w:szCs w:val="24"/>
-        </w:rPr>
-      </w:pPr>
-      <w:r>
-        <w:rPr>
-          <w:sz w:val="24"/>
-          <w:szCs w:val="24"/>
-          <w:rtl w:val="0"/>
-        </w:rPr>
-        <w:t xml:space="preserve">Are districts with higher unemployment rates more likely to have lower graduation rates?</w:t>
-      </w:r>
-    </w:p>
-    <w:p>
-      <w:pPr>
-        <w:numPr>
-          <w:ilvl w:val="0"/>
-          <w:numId w:val="3"/>
-        </w:numPr>
-        <w:spacing w:after="0" w:afterAutospacing="0" w:before="0" w:beforeAutospacing="0" w:lineRule="auto"/>
-        <w:ind w:left="720" w:hanging="360"/>
-        <w:jc w:val="both"/>
-        <w:rPr>
-          <w:sz w:val="24"/>
-          <w:szCs w:val="24"/>
-        </w:rPr>
-      </w:pPr>
-      <w:r>
-        <w:rPr>
-          <w:sz w:val="24"/>
-          <w:szCs w:val="24"/>
-          <w:rtl w:val="0"/>
-        </w:rPr>
-        <w:t xml:space="preserve">Are socioeconomic effects greater in small districts?</w:t>
-      </w:r>
-    </w:p>
-    <w:p>
-      <w:pPr>
-        <w:numPr>
-          <w:ilvl w:val="0"/>
-          <w:numId w:val="3"/>
-        </w:numPr>
-        <w:spacing w:after="160" w:before="0" w:beforeAutospacing="0" w:lineRule="auto"/>
-        <w:ind w:left="720" w:hanging="360"/>
-        <w:jc w:val="both"/>
-        <w:rPr>
-          <w:sz w:val="24"/>
-          <w:szCs w:val="24"/>
-        </w:rPr>
-      </w:pPr>
-      <w:r>
-        <w:rPr>
-          <w:sz w:val="24"/>
-          <w:szCs w:val="24"/>
-          <w:rtl w:val="0"/>
-        </w:rPr>
-        <w:t xml:space="preserve">Are there regional differences in graduation rates among states with similar socioeconomic profiles?</w:t>
-      </w:r>
-    </w:p>
-    <w:p>
-      <w:pPr>
-        <w:spacing w:after="160" w:before="240" w:lineRule="auto"/>
-        <w:ind w:left="0" w:firstLine="0"/>
-        <w:jc w:val="both"/>
-        <w:rPr>
-          <w:sz w:val="24"/>
-          <w:szCs w:val="24"/>
-        </w:rPr>
-      </w:pPr>
-      <w:r>
-        <w:rPr>
-          <w:sz w:val="24"/>
-          <w:szCs w:val="24"/>
-          <w:rtl w:val="0"/>
-        </w:rPr>
-        <w:t xml:space="preserve">Answering research questions one and two required fusing two heterogeneous federal datasets, the Census Bureau’s ACS and the NCES CCD, which present different geographic identifiers like county vs. district, along with different collection methodologies. This data fusion challenge was the core contribution of our work, which mirrors real-world barriers that prevent education researchers from leveraging the full capabilities of available public data.  </w:t>
-      </w:r>
-    </w:p>
-    <w:p>
-      <w:pPr>
-        <w:spacing w:after="120" w:before="300" w:lineRule="auto"/>
+        </w:rPr>
+      </w:pPr>
+      <w:r>
         <w:rPr>
           <w:b w:val="1"/>
           <w:bCs w:val="1"/>
           <w:color w:val="1f3864"/>
           <w:sz w:val="28"/>
           <w:szCs w:val="28"/>
-        </w:rPr>
-      </w:pPr>
-      <w:r>
-        <w:rPr>
-          <w:b w:val="1"/>
-          <w:bCs w:val="1"/>
-          <w:color w:val="1f3864"/>
-          <w:sz w:val="28"/>
-          <w:szCs w:val="28"/>
           <w:rtl w:val="0"/>
         </w:rPr>
         <w:t xml:space="preserve">2. Related Work </w:t>
@@ -462,25 +460,59 @@
     </w:p>
     <w:p>
       <w:pPr>
+        <w:spacing w:after="160" w:before="240" w:lineRule="auto"/>
+        <w:jc w:val="both"/>
+        <w:rPr>
+          <w:sz w:val="24"/>
+          <w:szCs w:val="24"/>
+        </w:rPr>
+      </w:pPr>
+      <w:r>
+        <w:rPr>
+          <w:sz w:val="24"/>
+          <w:szCs w:val="24"/>
+          <w:rtl w:val="0"/>
+        </w:rPr>
+        <w:t xml:space="preserve">Our literature review centered on a systematic review of Explainable Learning Analytics (XLA) and Educational Data Mining (EDM) published on ResearchGate (2024). This survey catalogued over 50 studies applying machine learning and statistical modeling to educational outcomes, consistently finding that socioeconomic variables such as family income, parental education, and school funding are among the most predictive features for student success and dropout risk.</w:t>
+      </w:r>
+    </w:p>
+    <w:p>
+      <w:pPr>
         <w:spacing w:after="120" w:before="300" w:lineRule="auto"/>
         <w:rPr>
-          <w:b w:val="1"/>
-          <w:bCs w:val="1"/>
-          <w:color w:val="ff0000"/>
-          <w:sz w:val="20"/>
-          <w:szCs w:val="20"/>
-        </w:rPr>
-      </w:pPr>
-      <w:r>
-        <w:rPr>
-          <w:b w:val="1"/>
-          <w:bCs w:val="1"/>
-          <w:color w:val="ff0000"/>
-          <w:sz w:val="20"/>
-          <w:szCs w:val="20"/>
-          <w:rtl w:val="0"/>
-        </w:rPr>
-        <w:t xml:space="preserve">(Each of us adds how this relates to your research topic from phase 1,  include your reference at bottom of paper)</w:t>
+          <w:sz w:val="24"/>
+          <w:szCs w:val="24"/>
+        </w:rPr>
+      </w:pPr>
+      <w:r>
+        <w:rPr>
+          <w:sz w:val="24"/>
+          <w:szCs w:val="24"/>
+          <w:rtl w:val="0"/>
+        </w:rPr>
+        <w:t xml:space="preserve">Relevant prior work includes studies that used NCES CCD data to identify at-risk districts and Census ACS data to characterize community-level disadvantage. However, few studies have explicitly fused these two sources at scale </w:t>
+      </w:r>
+    </w:p>
+    <w:p>
+      <w:pPr>
+        <w:spacing w:after="120" w:before="300" w:lineRule="auto"/>
+        <w:rPr>
+          <w:sz w:val="24"/>
+          <w:szCs w:val="24"/>
+        </w:rPr>
+      </w:pPr>
+      <w:r>
+        <w:rPr>
+          <w:sz w:val="24"/>
+          <w:szCs w:val="24"/>
+          <w:rtl w:val="0"/>
+        </w:rPr>
+        <w:t xml:space="preserve">We chose linear regression over more complex models (e.g., gradient boosting, neural networks) deliberately; we wanted actionable insights for the educational policy context, and further exploratory studies. </w:t>
+      </w:r>
+      <w:r>
+        <w:rPr>
+          <w:rtl w:val="0"/>
+        </w:rPr>
       </w:r>
     </w:p>
     <w:p>
@@ -660,7 +692,159 @@
           <w:szCs w:val="24"/>
           <w:rtl w:val="0"/>
         </w:rPr>
-        <w:t xml:space="preserve">The primary challenge was the mismatch between Census data (county level) and NCES data (school district level). NCES district files do not contain county FIPS codes, preventing a direct county-to-district join. We resolved this by aggregating both datasets to the state level using the two-digit state FIPS code (FIPST) as the shared merge key, yielding 52 observations (50 states + DC + one territory).</w:t>
+        <w:t xml:space="preserve">The primary challenge was the mismatch between Census data (county level) and NCES data (school district level). NCES district files do not contain county FIPS codes, preventing a direct county-to-district join. We evaluated two fusion strategies: </w:t>
+      </w:r>
+    </w:p>
+    <w:p>
+      <w:pPr>
+        <w:numPr>
+          <w:ilvl w:val="0"/>
+          <w:numId w:val="3"/>
+        </w:numPr>
+        <w:spacing w:after="160" w:before="240" w:lineRule="auto"/>
+        <w:ind w:left="720" w:hanging="360"/>
+        <w:jc w:val="both"/>
+        <w:rPr>
+          <w:sz w:val="24"/>
+          <w:szCs w:val="24"/>
+          <w:u w:val="none"/>
+        </w:rPr>
+      </w:pPr>
+      <w:r>
+        <w:rPr>
+          <w:sz w:val="24"/>
+          <w:szCs w:val="24"/>
+          <w:rtl w:val="0"/>
+        </w:rPr>
+        <w:t xml:space="preserve">Option A: (Main pipeline - District-level Fusion using EGE):</w:t>
+      </w:r>
+    </w:p>
+    <w:p>
+      <w:pPr>
+        <w:spacing w:after="160" w:before="240" w:lineRule="auto"/>
+        <w:ind w:left="720" w:firstLine="0"/>
+        <w:jc w:val="both"/>
+        <w:rPr>
+          <w:sz w:val="24"/>
+          <w:szCs w:val="24"/>
+        </w:rPr>
+      </w:pPr>
+      <w:r>
+        <w:rPr>
+          <w:sz w:val="24"/>
+          <w:szCs w:val="24"/>
+          <w:rtl w:val="0"/>
+        </w:rPr>
+        <w:t xml:space="preserve">We used the NCES EDGE Public School District Geocode file as a crosswalk to map LEAID to county identifiers. This allowed us to assign county FIPS codes to each district by combining state and county codes. After this step, we merged NCES district-level outcomes with Census county-level socioeconomic variables (poverty rate, median income, bachelor’s degree attainment), producing a final fused dataset of approximately 19,528 districts.</w:t>
+      </w:r>
+    </w:p>
+    <w:p>
+      <w:pPr>
+        <w:numPr>
+          <w:ilvl w:val="0"/>
+          <w:numId w:val="4"/>
+        </w:numPr>
+        <w:spacing w:after="160" w:before="240" w:lineRule="auto"/>
+        <w:ind w:left="720" w:hanging="360"/>
+        <w:jc w:val="both"/>
+        <w:rPr>
+          <w:sz w:val="24"/>
+          <w:szCs w:val="24"/>
+          <w:u w:val="none"/>
+        </w:rPr>
+      </w:pPr>
+      <w:r>
+        <w:rPr>
+          <w:sz w:val="24"/>
+          <w:szCs w:val="24"/>
+          <w:rtl w:val="0"/>
+        </w:rPr>
+        <w:t xml:space="preserve">Option B (Baseline Comparison - State-level Aggregation):</w:t>
+      </w:r>
+    </w:p>
+    <w:p>
+      <w:pPr>
+        <w:spacing w:after="160" w:before="240" w:lineRule="auto"/>
+        <w:ind w:left="720" w:firstLine="0"/>
+        <w:jc w:val="both"/>
+        <w:rPr>
+          <w:sz w:val="24"/>
+          <w:szCs w:val="24"/>
+        </w:rPr>
+      </w:pPr>
+      <w:r>
+        <w:rPr>
+          <w:sz w:val="24"/>
+          <w:szCs w:val="24"/>
+          <w:rtl w:val="0"/>
+        </w:rPr>
+        <w:t xml:space="preserve">We also constructed a state-level dataset by aggregating both datasets to the state level using the two-digit state FIPS code (FIPST) as the shared merge key, yielding 52 observations (50 states + DC + one territory). </w:t>
+      </w:r>
+    </w:p>
+    <w:p>
+      <w:pPr>
+        <w:spacing w:after="160" w:before="240" w:lineRule="auto"/>
+        <w:ind w:left="0" w:firstLine="0"/>
+        <w:jc w:val="both"/>
+        <w:rPr>
+          <w:color w:val="3d85c6"/>
+          <w:sz w:val="24"/>
+          <w:szCs w:val="24"/>
+        </w:rPr>
+      </w:pPr>
+      <w:r>
+        <w:rPr>
+          <w:sz w:val="24"/>
+          <w:szCs w:val="24"/>
+          <w:rtl w:val="0"/>
+        </w:rPr>
+        <w:t xml:space="preserve">Additional Computing</w:t>
+      </w:r>
+      <w:r>
+        <w:rPr>
+          <w:b w:val="1"/>
+          <w:bCs w:val="1"/>
+          <w:sz w:val="24"/>
+          <w:szCs w:val="24"/>
+          <w:rtl w:val="0"/>
+        </w:rPr>
+        <w:t xml:space="preserve">: </w:t>
+      </w:r>
+      <w:r>
+        <w:rPr>
+          <w:sz w:val="24"/>
+          <w:szCs w:val="24"/>
+          <w:rtl w:val="0"/>
+        </w:rPr>
+        <w:t xml:space="preserve">Computed dropout rate from NCES counts, handled missing or suppressed values using pd.to_numeric with errors=’coerce’ and clipped invalid values to zero where necessary. </w:t>
+      </w:r>
+      <w:r>
+        <w:rPr>
+          <w:rtl w:val="0"/>
+        </w:rPr>
+      </w:r>
+    </w:p>
+    <w:p>
+      <w:pPr>
+        <w:spacing w:after="120" w:before="300" w:lineRule="auto"/>
+        <w:rPr>
+          <w:b w:val="1"/>
+          <w:bCs w:val="1"/>
+          <w:color w:val="3d85c6"/>
+          <w:sz w:val="24"/>
+          <w:szCs w:val="24"/>
+        </w:rPr>
+      </w:pPr>
+      <w:r>
+        <w:rPr>
+          <w:b w:val="1"/>
+          <w:bCs w:val="1"/>
+          <w:color w:val="3d85c6"/>
+          <w:sz w:val="24"/>
+          <w:szCs w:val="24"/>
+          <w:rtl w:val="0"/>
+        </w:rPr>
+        <w:t xml:space="preserve">3.3 Modeling</w:t>
       </w:r>
     </w:p>
     <w:p>
@@ -678,7 +862,7 @@
           <w:szCs w:val="24"/>
           <w:rtl w:val="0"/>
         </w:rPr>
-        <w:t xml:space="preserve">The pipeline consisted of the following steps:</w:t>
+        <w:t xml:space="preserve">We evaluated predictive performance primarily using the Option A (district-level fused) dataset as the primary analysis sample. We compared three modeling approaches:</w:t>
       </w:r>
     </w:p>
     <w:p>
@@ -691,21 +875,18 @@
         <w:ind w:left="720" w:hanging="360"/>
         <w:jc w:val="both"/>
         <w:rPr>
-          <w:b w:val="1"/>
-          <w:bCs w:val="1"/>
-          <w:sz w:val="24"/>
-          <w:szCs w:val="24"/>
-        </w:rPr>
-      </w:pPr>
-      <w:r>
-        <w:rPr>
-          <w:b w:val="1"/>
-          <w:bCs w:val="1"/>
-          <w:sz w:val="24"/>
-          <w:szCs w:val="24"/>
-          <w:rtl w:val="0"/>
-        </w:rPr>
-        <w:t xml:space="preserve">NCES Cleaning:</w:t>
+          <w:sz w:val="24"/>
+          <w:szCs w:val="24"/>
+          <w:u w:val="none"/>
+        </w:rPr>
+      </w:pPr>
+      <w:r>
+        <w:rPr>
+          <w:sz w:val="24"/>
+          <w:szCs w:val="24"/>
+          <w:rtl w:val="0"/>
+        </w:rPr>
+        <w:t xml:space="preserve">Baseline mean predictor</w:t>
       </w:r>
     </w:p>
     <w:p>
@@ -718,48 +899,18 @@
         <w:ind w:left="720" w:hanging="360"/>
         <w:jc w:val="both"/>
         <w:rPr>
-          <w:b w:val="1"/>
-          <w:bCs w:val="1"/>
-          <w:sz w:val="24"/>
-          <w:szCs w:val="24"/>
-        </w:rPr>
-      </w:pPr>
-      <w:r>
-        <w:rPr>
-          <w:b w:val="1"/>
-          <w:bCs w:val="1"/>
-          <w:sz w:val="24"/>
-          <w:szCs w:val="24"/>
-          <w:rtl w:val="0"/>
-        </w:rPr>
-        <w:t xml:space="preserve">State Aggregation:</w:t>
-      </w:r>
-    </w:p>
-    <w:p>
-      <w:pPr>
-        <w:numPr>
-          <w:ilvl w:val="0"/>
-          <w:numId w:val="1"/>
-        </w:numPr>
-        <w:spacing w:after="0" w:afterAutospacing="0" w:before="0" w:beforeAutospacing="0" w:lineRule="auto"/>
-        <w:ind w:left="720" w:hanging="360"/>
-        <w:jc w:val="both"/>
-        <w:rPr>
-          <w:b w:val="1"/>
-          <w:bCs w:val="1"/>
-          <w:sz w:val="24"/>
-          <w:szCs w:val="24"/>
-        </w:rPr>
-      </w:pPr>
-      <w:r>
-        <w:rPr>
-          <w:b w:val="1"/>
-          <w:bCs w:val="1"/>
-          <w:sz w:val="24"/>
-          <w:szCs w:val="24"/>
-          <w:rtl w:val="0"/>
-        </w:rPr>
-        <w:t xml:space="preserve">Fusion:</w:t>
+          <w:sz w:val="24"/>
+          <w:szCs w:val="24"/>
+          <w:u w:val="none"/>
+        </w:rPr>
+      </w:pPr>
+      <w:r>
+        <w:rPr>
+          <w:sz w:val="24"/>
+          <w:szCs w:val="24"/>
+          <w:rtl w:val="0"/>
+        </w:rPr>
+        <w:t xml:space="preserve">Linear regression</w:t>
       </w:r>
     </w:p>
     <w:p>
@@ -772,49 +923,18 @@
         <w:ind w:left="720" w:hanging="360"/>
         <w:jc w:val="both"/>
         <w:rPr>
-          <w:b w:val="1"/>
-          <w:bCs w:val="1"/>
-          <w:sz w:val="24"/>
-          <w:szCs w:val="24"/>
-        </w:rPr>
-      </w:pPr>
-      <w:r>
-        <w:rPr>
-          <w:b w:val="1"/>
-          <w:bCs w:val="1"/>
-          <w:sz w:val="24"/>
-          <w:szCs w:val="24"/>
-          <w:rtl w:val="0"/>
-        </w:rPr>
-        <w:t xml:space="preserve">Additional Computing:</w:t>
-      </w:r>
-      <w:r>
-        <w:rPr>
-          <w:rtl w:val="0"/>
-        </w:rPr>
-      </w:r>
-    </w:p>
-    <w:p>
-      <w:pPr>
-        <w:spacing w:after="120" w:before="300" w:lineRule="auto"/>
-        <w:rPr>
-          <w:b w:val="1"/>
-          <w:bCs w:val="1"/>
-          <w:color w:val="3d85c6"/>
-          <w:sz w:val="24"/>
-          <w:szCs w:val="24"/>
-        </w:rPr>
-      </w:pPr>
-      <w:r>
-        <w:rPr>
-          <w:b w:val="1"/>
-          <w:bCs w:val="1"/>
-          <w:color w:val="3d85c6"/>
-          <w:sz w:val="24"/>
-          <w:szCs w:val="24"/>
-          <w:rtl w:val="0"/>
-        </w:rPr>
-        <w:t xml:space="preserve">3.3 Modeling</w:t>
+          <w:sz w:val="24"/>
+          <w:szCs w:val="24"/>
+          <w:u w:val="none"/>
+        </w:rPr>
+      </w:pPr>
+      <w:r>
+        <w:rPr>
+          <w:sz w:val="24"/>
+          <w:szCs w:val="24"/>
+          <w:rtl w:val="0"/>
+        </w:rPr>
+        <w:t xml:space="preserve">Random Forest regression</w:t>
       </w:r>
     </w:p>
     <w:p>
@@ -832,7 +952,51 @@
           <w:szCs w:val="24"/>
           <w:rtl w:val="0"/>
         </w:rPr>
-        <w:t xml:space="preserve">We trained a multiple linear regression model (scikit-learn LinearRegression) using three features: poverty_rate, median_income, and bachelor_plus_rate. The target variable was dropout_rate. No train/test split was applied given the small sample size (n = 52); instead, we report in-sample R² as a measure of explanatory power and discuss this limitation in Section 5.</w:t>
+        <w:t xml:space="preserve">We first </w:t>
+      </w:r>
+      <w:r>
+        <w:rPr>
+          <w:sz w:val="24"/>
+          <w:szCs w:val="24"/>
+          <w:rtl w:val="0"/>
+        </w:rPr>
+        <w:t xml:space="preserve">trained a multiple linear regression model (scikit-learn LinearRegression) using three features: poverty_rate, median_income, and bachelor_plus_rate, with dropout_rate as the target variable. Given the relatively small sample size (n = 52), we also used a simple baseline model that predicts the mean dropout rate from the training data for comparison.</w:t>
+      </w:r>
+    </w:p>
+    <w:p>
+      <w:pPr>
+        <w:spacing w:after="160" w:before="240" w:lineRule="auto"/>
+        <w:jc w:val="both"/>
+        <w:rPr>
+          <w:sz w:val="24"/>
+          <w:szCs w:val="24"/>
+        </w:rPr>
+      </w:pPr>
+      <w:r>
+        <w:rPr>
+          <w:sz w:val="24"/>
+          <w:szCs w:val="24"/>
+          <w:rtl w:val="0"/>
+        </w:rPr>
+        <w:t xml:space="preserve">To assess whether the nonlinear relationship improves predictive performance, we additionally trained a Random Forest regression model on the same feature set under Option A.</w:t>
+      </w:r>
+    </w:p>
+    <w:p>
+      <w:pPr>
+        <w:spacing w:after="160" w:before="240" w:lineRule="auto"/>
+        <w:jc w:val="both"/>
+        <w:rPr>
+          <w:sz w:val="24"/>
+          <w:szCs w:val="24"/>
+        </w:rPr>
+      </w:pPr>
+      <w:r>
+        <w:rPr>
+          <w:sz w:val="24"/>
+          <w:szCs w:val="24"/>
+          <w:rtl w:val="0"/>
+        </w:rPr>
+        <w:t xml:space="preserve">Model performance was evaluated using R², MAE, and RMSE where applicable. For the Option A dataset, we used an 80/20 train-test split to assess generalization, while the baseline state-level model was used primarily for comparison of explanatory power. </w:t>
       </w:r>
     </w:p>
     <w:p>
@@ -883,19 +1047,20 @@
     </w:p>
     <w:p>
       <w:pPr>
-        <w:spacing w:after="120" w:before="300" w:lineRule="auto"/>
-        <w:rPr>
-          <w:b w:val="1"/>
-          <w:bCs w:val="1"/>
-          <w:color w:val="3d85c6"/>
-          <w:sz w:val="24"/>
-          <w:szCs w:val="24"/>
-        </w:rPr>
-      </w:pPr>
-      <w:r>
-        <w:rPr>
-          <w:rtl w:val="0"/>
-        </w:rPr>
+        <w:spacing w:after="160" w:before="240" w:lineRule="auto"/>
+        <w:jc w:val="both"/>
+        <w:rPr>
+          <w:sz w:val="24"/>
+          <w:szCs w:val="24"/>
+        </w:rPr>
+      </w:pPr>
+      <w:r>
+        <w:rPr>
+          <w:sz w:val="24"/>
+          <w:szCs w:val="24"/>
+          <w:rtl w:val="0"/>
+        </w:rPr>
+        <w:t xml:space="preserve">After fusion, the dataset contained 52 state-level observations. Key descriptive statistics are shown in Table 1.</w:t>
       </w:r>
     </w:p>
     <w:tbl>
@@ -1861,7 +2026,18 @@
         <w:rPr>
           <w:rtl w:val="0"/>
         </w:rPr>
-        <w:t xml:space="preserve"> Descriptive statistic for fused state-level dataset. </w:t>
+        <w:t xml:space="preserve"> Descriptive statistics for fused state-level dataset. (n = 52, 2022-2023).</w:t>
+      </w:r>
+    </w:p>
+    <w:p>
+      <w:pPr>
+        <w:spacing w:after="120" w:before="300" w:lineRule="auto"/>
+        <w:rPr/>
+      </w:pPr>
+      <w:r>
+        <w:rPr>
+          <w:rtl w:val="0"/>
+        </w:rPr>
       </w:r>
     </w:p>
     <w:p>
@@ -1889,6 +2065,616 @@
     </w:p>
     <w:p>
       <w:pPr>
+        <w:spacing w:after="160" w:before="240" w:lineRule="auto"/>
+        <w:jc w:val="both"/>
+        <w:rPr>
+          <w:sz w:val="24"/>
+          <w:szCs w:val="24"/>
+        </w:rPr>
+      </w:pPr>
+      <w:r>
+        <w:rPr>
+          <w:sz w:val="24"/>
+          <w:szCs w:val="24"/>
+          <w:rtl w:val="0"/>
+        </w:rPr>
+        <w:t xml:space="preserve">Tables 2 and 3 show Pearson correlations between each socioeconomic predictor and dropout_rate.</w:t>
+      </w:r>
+    </w:p>
+    <w:tbl>
+      <w:tblPr>
+        <w:tblStyle w:val="Table2"/>
+        <w:tblpPr w:leftFromText="180" w:rightFromText="180" w:topFromText="144" w:bottomFromText="180" w:vertAnchor="text" w:horzAnchor="text" w:tblpX="0" w:tblpY="0"/>
+        <w:tblW w:w="8760.0" w:type="dxa"/>
+        <w:jc w:val="left"/>
+        <w:tblBorders>
+          <w:top w:color="000000" w:space="0" w:sz="0" w:val="nil"/>
+          <w:left w:color="000000" w:space="0" w:sz="0" w:val="nil"/>
+          <w:bottom w:color="000000" w:space="0" w:sz="0" w:val="nil"/>
+          <w:right w:color="000000" w:space="0" w:sz="0" w:val="nil"/>
+          <w:insideH w:color="000000" w:space="0" w:sz="0" w:val="nil"/>
+          <w:insideV w:color="000000" w:space="0" w:sz="0" w:val="nil"/>
+        </w:tblBorders>
+        <w:tblLayout w:type="fixed"/>
+        <w:tblLook w:val="0600"/>
+      </w:tblPr>
+      <w:tblGrid>
+        <w:gridCol w:w="2520"/>
+        <w:gridCol w:w="3180"/>
+        <w:gridCol w:w="3060"/>
+        <w:tblGridChange w:id="0">
+          <w:tblGrid>
+            <w:gridCol w:w="2520"/>
+            <w:gridCol w:w="3180"/>
+            <w:gridCol w:w="3060"/>
+          </w:tblGrid>
+        </w:tblGridChange>
+      </w:tblGrid>
+      <w:tr>
+        <w:trPr>
+          <w:cantSplit w:val="0"/>
+          <w:trHeight w:val="978.0000000000001" w:hRule="atLeast"/>
+          <w:tblHeader w:val="0"/>
+        </w:trPr>
+        <w:tc>
+          <w:tcPr>
+            <w:tcBorders>
+              <w:top w:color="cccccc" w:space="0" w:sz="6" w:val="single"/>
+              <w:left w:color="cccccc" w:space="0" w:sz="6" w:val="single"/>
+              <w:bottom w:color="cccccc" w:space="0" w:sz="6" w:val="single"/>
+              <w:right w:color="cccccc" w:space="0" w:sz="6" w:val="single"/>
+            </w:tcBorders>
+            <w:shd w:fill="2e75b6" w:val="clear"/>
+            <w:tcMar>
+              <w:top w:w="80.0" w:type="dxa"/>
+              <w:left w:w="120.0" w:type="dxa"/>
+              <w:bottom w:w="80.0" w:type="dxa"/>
+              <w:right w:w="120.0" w:type="dxa"/>
+            </w:tcMar>
+          </w:tcPr>
+          <w:p>
+            <w:pPr>
+              <w:spacing w:line="240" w:lineRule="auto"/>
+              <w:rPr>
+                <w:b w:val="1"/>
+                <w:bCs w:val="1"/>
+                <w:color w:val="ffffff"/>
+                <w:sz w:val="20"/>
+                <w:szCs w:val="20"/>
+              </w:rPr>
+            </w:pPr>
+            <w:r>
+              <w:rPr>
+                <w:b w:val="1"/>
+                <w:bCs w:val="1"/>
+                <w:color w:val="ffffff"/>
+                <w:sz w:val="20"/>
+                <w:szCs w:val="20"/>
+                <w:rtl w:val="0"/>
+              </w:rPr>
+              <w:t xml:space="preserve">Feature</w:t>
+            </w:r>
+          </w:p>
+        </w:tc>
+        <w:tc>
+          <w:tcPr>
+            <w:tcBorders>
+              <w:top w:color="cccccc" w:space="0" w:sz="6" w:val="single"/>
+              <w:left w:color="cccccc" w:space="0" w:sz="6" w:val="single"/>
+              <w:bottom w:color="cccccc" w:space="0" w:sz="6" w:val="single"/>
+              <w:right w:color="cccccc" w:space="0" w:sz="6" w:val="single"/>
+            </w:tcBorders>
+            <w:shd w:fill="2e75b6" w:val="clear"/>
+            <w:tcMar>
+              <w:top w:w="80.0" w:type="dxa"/>
+              <w:left w:w="120.0" w:type="dxa"/>
+              <w:bottom w:w="80.0" w:type="dxa"/>
+              <w:right w:w="120.0" w:type="dxa"/>
+            </w:tcMar>
+          </w:tcPr>
+          <w:p>
+            <w:pPr>
+              <w:spacing w:line="240" w:lineRule="auto"/>
+              <w:rPr>
+                <w:b w:val="1"/>
+                <w:bCs w:val="1"/>
+                <w:color w:val="ffffff"/>
+                <w:sz w:val="20"/>
+                <w:szCs w:val="20"/>
+              </w:rPr>
+            </w:pPr>
+            <w:r>
+              <w:rPr>
+                <w:b w:val="1"/>
+                <w:bCs w:val="1"/>
+                <w:color w:val="ffffff"/>
+                <w:sz w:val="20"/>
+                <w:szCs w:val="20"/>
+                <w:rtl w:val="0"/>
+              </w:rPr>
+              <w:t xml:space="preserve">Correlation with Dropout Rate</w:t>
+            </w:r>
+          </w:p>
+        </w:tc>
+        <w:tc>
+          <w:tcPr>
+            <w:tcBorders>
+              <w:top w:color="cccccc" w:space="0" w:sz="6" w:val="single"/>
+              <w:left w:color="cccccc" w:space="0" w:sz="6" w:val="single"/>
+              <w:bottom w:color="cccccc" w:space="0" w:sz="6" w:val="single"/>
+              <w:right w:color="cccccc" w:space="0" w:sz="6" w:val="single"/>
+            </w:tcBorders>
+            <w:shd w:fill="2e75b6" w:val="clear"/>
+            <w:tcMar>
+              <w:top w:w="80.0" w:type="dxa"/>
+              <w:left w:w="120.0" w:type="dxa"/>
+              <w:bottom w:w="80.0" w:type="dxa"/>
+              <w:right w:w="120.0" w:type="dxa"/>
+            </w:tcMar>
+          </w:tcPr>
+          <w:p>
+            <w:pPr>
+              <w:spacing w:line="240" w:lineRule="auto"/>
+              <w:rPr>
+                <w:b w:val="1"/>
+                <w:bCs w:val="1"/>
+                <w:color w:val="ffffff"/>
+                <w:sz w:val="20"/>
+                <w:szCs w:val="20"/>
+              </w:rPr>
+            </w:pPr>
+            <w:r>
+              <w:rPr>
+                <w:b w:val="1"/>
+                <w:bCs w:val="1"/>
+                <w:color w:val="ffffff"/>
+                <w:sz w:val="20"/>
+                <w:szCs w:val="20"/>
+                <w:rtl w:val="0"/>
+              </w:rPr>
+              <w:t xml:space="preserve">Interpretation</w:t>
+            </w:r>
+          </w:p>
+        </w:tc>
+      </w:tr>
+      <w:tr>
+        <w:trPr>
+          <w:cantSplit w:val="0"/>
+          <w:trHeight w:val="585" w:hRule="atLeast"/>
+          <w:tblHeader w:val="0"/>
+        </w:trPr>
+        <w:tc>
+          <w:tcPr>
+            <w:tcBorders>
+              <w:top w:color="cccccc" w:space="0" w:sz="6" w:val="single"/>
+              <w:left w:color="cccccc" w:space="0" w:sz="6" w:val="single"/>
+              <w:bottom w:color="cccccc" w:space="0" w:sz="6" w:val="single"/>
+              <w:right w:color="cccccc" w:space="0" w:sz="6" w:val="single"/>
+            </w:tcBorders>
+            <w:shd w:fill="f2f7fc" w:val="clear"/>
+            <w:tcMar>
+              <w:top w:w="80.0" w:type="dxa"/>
+              <w:left w:w="120.0" w:type="dxa"/>
+              <w:bottom w:w="80.0" w:type="dxa"/>
+              <w:right w:w="120.0" w:type="dxa"/>
+            </w:tcMar>
+          </w:tcPr>
+          <w:p>
+            <w:pPr>
+              <w:spacing w:line="240" w:lineRule="auto"/>
+              <w:rPr>
+                <w:sz w:val="20"/>
+                <w:szCs w:val="20"/>
+              </w:rPr>
+            </w:pPr>
+            <w:r>
+              <w:rPr>
+                <w:sz w:val="20"/>
+                <w:szCs w:val="20"/>
+                <w:rtl w:val="0"/>
+              </w:rPr>
+              <w:t xml:space="preserve">Poverty Rate (%)</w:t>
+            </w:r>
+          </w:p>
+        </w:tc>
+        <w:tc>
+          <w:tcPr>
+            <w:tcBorders>
+              <w:top w:color="cccccc" w:space="0" w:sz="6" w:val="single"/>
+              <w:left w:color="cccccc" w:space="0" w:sz="6" w:val="single"/>
+              <w:bottom w:color="cccccc" w:space="0" w:sz="6" w:val="single"/>
+              <w:right w:color="cccccc" w:space="0" w:sz="6" w:val="single"/>
+            </w:tcBorders>
+            <w:shd w:fill="f2f7fc" w:val="clear"/>
+            <w:tcMar>
+              <w:top w:w="80.0" w:type="dxa"/>
+              <w:left w:w="120.0" w:type="dxa"/>
+              <w:bottom w:w="80.0" w:type="dxa"/>
+              <w:right w:w="120.0" w:type="dxa"/>
+            </w:tcMar>
+          </w:tcPr>
+          <w:p>
+            <w:pPr>
+              <w:spacing w:line="240" w:lineRule="auto"/>
+              <w:rPr>
+                <w:sz w:val="20"/>
+                <w:szCs w:val="20"/>
+              </w:rPr>
+            </w:pPr>
+            <w:r>
+              <w:rPr>
+                <w:sz w:val="20"/>
+                <w:szCs w:val="20"/>
+                <w:rtl w:val="0"/>
+              </w:rPr>
+              <w:t xml:space="preserve">r = 0.1647</w:t>
+            </w:r>
+          </w:p>
+        </w:tc>
+        <w:tc>
+          <w:tcPr>
+            <w:tcBorders>
+              <w:top w:color="cccccc" w:space="0" w:sz="6" w:val="single"/>
+              <w:left w:color="cccccc" w:space="0" w:sz="6" w:val="single"/>
+              <w:bottom w:color="cccccc" w:space="0" w:sz="6" w:val="single"/>
+              <w:right w:color="cccccc" w:space="0" w:sz="6" w:val="single"/>
+            </w:tcBorders>
+            <w:shd w:fill="f2f7fc" w:val="clear"/>
+            <w:tcMar>
+              <w:top w:w="80.0" w:type="dxa"/>
+              <w:left w:w="120.0" w:type="dxa"/>
+              <w:bottom w:w="80.0" w:type="dxa"/>
+              <w:right w:w="120.0" w:type="dxa"/>
+            </w:tcMar>
+          </w:tcPr>
+          <w:p>
+            <w:pPr>
+              <w:spacing w:line="240" w:lineRule="auto"/>
+              <w:rPr>
+                <w:sz w:val="20"/>
+                <w:szCs w:val="20"/>
+              </w:rPr>
+            </w:pPr>
+            <w:r>
+              <w:rPr>
+                <w:sz w:val="20"/>
+                <w:szCs w:val="20"/>
+                <w:rtl w:val="0"/>
+              </w:rPr>
+              <w:t xml:space="preserve">Weak positive — higher poverty, slightly higher dropout</w:t>
+            </w:r>
+          </w:p>
+        </w:tc>
+      </w:tr>
+      <w:tr>
+        <w:trPr>
+          <w:cantSplit w:val="0"/>
+          <w:trHeight w:val="585" w:hRule="atLeast"/>
+          <w:tblHeader w:val="0"/>
+        </w:trPr>
+        <w:tc>
+          <w:tcPr>
+            <w:tcBorders>
+              <w:top w:color="cccccc" w:space="0" w:sz="6" w:val="single"/>
+              <w:left w:color="cccccc" w:space="0" w:sz="6" w:val="single"/>
+              <w:bottom w:color="cccccc" w:space="0" w:sz="6" w:val="single"/>
+              <w:right w:color="cccccc" w:space="0" w:sz="6" w:val="single"/>
+            </w:tcBorders>
+            <w:shd w:fill="ffffff" w:val="clear"/>
+            <w:tcMar>
+              <w:top w:w="80.0" w:type="dxa"/>
+              <w:left w:w="120.0" w:type="dxa"/>
+              <w:bottom w:w="80.0" w:type="dxa"/>
+              <w:right w:w="120.0" w:type="dxa"/>
+            </w:tcMar>
+          </w:tcPr>
+          <w:p>
+            <w:pPr>
+              <w:spacing w:line="240" w:lineRule="auto"/>
+              <w:rPr>
+                <w:sz w:val="20"/>
+                <w:szCs w:val="20"/>
+              </w:rPr>
+            </w:pPr>
+            <w:r>
+              <w:rPr>
+                <w:sz w:val="20"/>
+                <w:szCs w:val="20"/>
+                <w:rtl w:val="0"/>
+              </w:rPr>
+              <w:t xml:space="preserve">Median Income ($)</w:t>
+            </w:r>
+          </w:p>
+        </w:tc>
+        <w:tc>
+          <w:tcPr>
+            <w:tcBorders>
+              <w:top w:color="cccccc" w:space="0" w:sz="6" w:val="single"/>
+              <w:left w:color="cccccc" w:space="0" w:sz="6" w:val="single"/>
+              <w:bottom w:color="cccccc" w:space="0" w:sz="6" w:val="single"/>
+              <w:right w:color="cccccc" w:space="0" w:sz="6" w:val="single"/>
+            </w:tcBorders>
+            <w:shd w:fill="ffffff" w:val="clear"/>
+            <w:tcMar>
+              <w:top w:w="80.0" w:type="dxa"/>
+              <w:left w:w="120.0" w:type="dxa"/>
+              <w:bottom w:w="80.0" w:type="dxa"/>
+              <w:right w:w="120.0" w:type="dxa"/>
+            </w:tcMar>
+          </w:tcPr>
+          <w:p>
+            <w:pPr>
+              <w:spacing w:line="240" w:lineRule="auto"/>
+              <w:rPr>
+                <w:sz w:val="20"/>
+                <w:szCs w:val="20"/>
+              </w:rPr>
+            </w:pPr>
+            <w:r>
+              <w:rPr>
+                <w:sz w:val="20"/>
+                <w:szCs w:val="20"/>
+                <w:rtl w:val="0"/>
+              </w:rPr>
+              <w:t xml:space="preserve">r = 0.1177</w:t>
+            </w:r>
+          </w:p>
+        </w:tc>
+        <w:tc>
+          <w:tcPr>
+            <w:tcBorders>
+              <w:top w:color="cccccc" w:space="0" w:sz="6" w:val="single"/>
+              <w:left w:color="cccccc" w:space="0" w:sz="6" w:val="single"/>
+              <w:bottom w:color="cccccc" w:space="0" w:sz="6" w:val="single"/>
+              <w:right w:color="cccccc" w:space="0" w:sz="6" w:val="single"/>
+            </w:tcBorders>
+            <w:shd w:fill="ffffff" w:val="clear"/>
+            <w:tcMar>
+              <w:top w:w="80.0" w:type="dxa"/>
+              <w:left w:w="120.0" w:type="dxa"/>
+              <w:bottom w:w="80.0" w:type="dxa"/>
+              <w:right w:w="120.0" w:type="dxa"/>
+            </w:tcMar>
+          </w:tcPr>
+          <w:p>
+            <w:pPr>
+              <w:spacing w:line="240" w:lineRule="auto"/>
+              <w:rPr>
+                <w:sz w:val="20"/>
+                <w:szCs w:val="20"/>
+              </w:rPr>
+            </w:pPr>
+            <w:r>
+              <w:rPr>
+                <w:sz w:val="20"/>
+                <w:szCs w:val="20"/>
+                <w:rtl w:val="0"/>
+              </w:rPr>
+              <w:t xml:space="preserve">Weak positive — counterintuitive, driven by outliers</w:t>
+            </w:r>
+          </w:p>
+        </w:tc>
+      </w:tr>
+      <w:tr>
+        <w:trPr>
+          <w:cantSplit w:val="0"/>
+          <w:trHeight w:val="780" w:hRule="atLeast"/>
+          <w:tblHeader w:val="0"/>
+        </w:trPr>
+        <w:tc>
+          <w:tcPr>
+            <w:tcBorders>
+              <w:top w:color="cccccc" w:space="0" w:sz="6" w:val="single"/>
+              <w:left w:color="cccccc" w:space="0" w:sz="6" w:val="single"/>
+              <w:bottom w:color="cccccc" w:space="0" w:sz="6" w:val="single"/>
+              <w:right w:color="cccccc" w:space="0" w:sz="6" w:val="single"/>
+            </w:tcBorders>
+            <w:shd w:fill="f2f7fc" w:val="clear"/>
+            <w:tcMar>
+              <w:top w:w="80.0" w:type="dxa"/>
+              <w:left w:w="120.0" w:type="dxa"/>
+              <w:bottom w:w="80.0" w:type="dxa"/>
+              <w:right w:w="120.0" w:type="dxa"/>
+            </w:tcMar>
+          </w:tcPr>
+          <w:p>
+            <w:pPr>
+              <w:spacing w:line="240" w:lineRule="auto"/>
+              <w:rPr>
+                <w:sz w:val="20"/>
+                <w:szCs w:val="20"/>
+              </w:rPr>
+            </w:pPr>
+            <w:r>
+              <w:rPr>
+                <w:sz w:val="20"/>
+                <w:szCs w:val="20"/>
+                <w:rtl w:val="0"/>
+              </w:rPr>
+              <w:t xml:space="preserve">Bachelor's Degree Rate (%)</w:t>
+            </w:r>
+          </w:p>
+        </w:tc>
+        <w:tc>
+          <w:tcPr>
+            <w:tcBorders>
+              <w:top w:color="cccccc" w:space="0" w:sz="6" w:val="single"/>
+              <w:left w:color="cccccc" w:space="0" w:sz="6" w:val="single"/>
+              <w:bottom w:color="cccccc" w:space="0" w:sz="6" w:val="single"/>
+              <w:right w:color="cccccc" w:space="0" w:sz="6" w:val="single"/>
+            </w:tcBorders>
+            <w:shd w:fill="f2f7fc" w:val="clear"/>
+            <w:tcMar>
+              <w:top w:w="80.0" w:type="dxa"/>
+              <w:left w:w="120.0" w:type="dxa"/>
+              <w:bottom w:w="80.0" w:type="dxa"/>
+              <w:right w:w="120.0" w:type="dxa"/>
+            </w:tcMar>
+          </w:tcPr>
+          <w:p>
+            <w:pPr>
+              <w:spacing w:line="240" w:lineRule="auto"/>
+              <w:rPr>
+                <w:sz w:val="20"/>
+                <w:szCs w:val="20"/>
+              </w:rPr>
+            </w:pPr>
+            <w:r>
+              <w:rPr>
+                <w:sz w:val="20"/>
+                <w:szCs w:val="20"/>
+                <w:rtl w:val="0"/>
+              </w:rPr>
+              <w:t xml:space="preserve">r = 0.3240</w:t>
+            </w:r>
+          </w:p>
+        </w:tc>
+        <w:tc>
+          <w:tcPr>
+            <w:tcBorders>
+              <w:top w:color="cccccc" w:space="0" w:sz="6" w:val="single"/>
+              <w:left w:color="cccccc" w:space="0" w:sz="6" w:val="single"/>
+              <w:bottom w:color="cccccc" w:space="0" w:sz="6" w:val="single"/>
+              <w:right w:color="cccccc" w:space="0" w:sz="6" w:val="single"/>
+            </w:tcBorders>
+            <w:shd w:fill="f2f7fc" w:val="clear"/>
+            <w:tcMar>
+              <w:top w:w="80.0" w:type="dxa"/>
+              <w:left w:w="120.0" w:type="dxa"/>
+              <w:bottom w:w="80.0" w:type="dxa"/>
+              <w:right w:w="120.0" w:type="dxa"/>
+            </w:tcMar>
+          </w:tcPr>
+          <w:p>
+            <w:pPr>
+              <w:spacing w:line="240" w:lineRule="auto"/>
+              <w:rPr>
+                <w:sz w:val="20"/>
+                <w:szCs w:val="20"/>
+              </w:rPr>
+            </w:pPr>
+            <w:r>
+              <w:rPr>
+                <w:sz w:val="20"/>
+                <w:szCs w:val="20"/>
+                <w:rtl w:val="0"/>
+              </w:rPr>
+              <w:t xml:space="preserve">Moderate positive — strongest single predictor</w:t>
+            </w:r>
+          </w:p>
+        </w:tc>
+      </w:tr>
+      <w:tr>
+        <w:trPr>
+          <w:cantSplit w:val="0"/>
+          <w:trHeight w:val="255" w:hRule="atLeast"/>
+          <w:tblHeader w:val="0"/>
+        </w:trPr>
+        <w:tc>
+          <w:tcPr>
+            <w:tcBorders>
+              <w:top w:color="cccccc" w:space="0" w:sz="6" w:val="single"/>
+              <w:left w:color="cccccc" w:space="0" w:sz="6" w:val="single"/>
+              <w:bottom w:color="cccccc" w:space="0" w:sz="6" w:val="single"/>
+              <w:right w:color="cccccc" w:space="0" w:sz="6" w:val="single"/>
+            </w:tcBorders>
+            <w:shd w:fill="ffffff" w:val="clear"/>
+            <w:tcMar>
+              <w:top w:w="80.0" w:type="dxa"/>
+              <w:left w:w="120.0" w:type="dxa"/>
+              <w:bottom w:w="80.0" w:type="dxa"/>
+              <w:right w:w="120.0" w:type="dxa"/>
+            </w:tcMar>
+          </w:tcPr>
+          <w:p>
+            <w:pPr>
+              <w:spacing w:line="240" w:lineRule="auto"/>
+              <w:rPr>
+                <w:sz w:val="20"/>
+                <w:szCs w:val="20"/>
+              </w:rPr>
+            </w:pPr>
+            <w:r>
+              <w:rPr>
+                <w:sz w:val="20"/>
+                <w:szCs w:val="20"/>
+                <w:rtl w:val="0"/>
+              </w:rPr>
+              <w:t xml:space="preserve">Dropout Rate (%)</w:t>
+            </w:r>
+          </w:p>
+        </w:tc>
+        <w:tc>
+          <w:tcPr>
+            <w:tcBorders>
+              <w:top w:color="cccccc" w:space="0" w:sz="6" w:val="single"/>
+              <w:left w:color="cccccc" w:space="0" w:sz="6" w:val="single"/>
+              <w:bottom w:color="cccccc" w:space="0" w:sz="6" w:val="single"/>
+              <w:right w:color="cccccc" w:space="0" w:sz="6" w:val="single"/>
+            </w:tcBorders>
+            <w:shd w:fill="ffffff" w:val="clear"/>
+            <w:tcMar>
+              <w:top w:w="80.0" w:type="dxa"/>
+              <w:left w:w="120.0" w:type="dxa"/>
+              <w:bottom w:w="80.0" w:type="dxa"/>
+              <w:right w:w="120.0" w:type="dxa"/>
+            </w:tcMar>
+          </w:tcPr>
+          <w:p>
+            <w:pPr>
+              <w:spacing w:line="240" w:lineRule="auto"/>
+              <w:rPr>
+                <w:sz w:val="20"/>
+                <w:szCs w:val="20"/>
+              </w:rPr>
+            </w:pPr>
+            <w:r>
+              <w:rPr>
+                <w:sz w:val="20"/>
+                <w:szCs w:val="20"/>
+                <w:rtl w:val="0"/>
+              </w:rPr>
+              <w:t xml:space="preserve">r = 1.0000</w:t>
+            </w:r>
+          </w:p>
+        </w:tc>
+        <w:tc>
+          <w:tcPr>
+            <w:tcBorders>
+              <w:top w:color="cccccc" w:space="0" w:sz="6" w:val="single"/>
+              <w:left w:color="cccccc" w:space="0" w:sz="6" w:val="single"/>
+              <w:bottom w:color="cccccc" w:space="0" w:sz="6" w:val="single"/>
+              <w:right w:color="cccccc" w:space="0" w:sz="6" w:val="single"/>
+            </w:tcBorders>
+            <w:tcMar>
+              <w:top w:w="80.0" w:type="dxa"/>
+              <w:left w:w="120.0" w:type="dxa"/>
+              <w:bottom w:w="80.0" w:type="dxa"/>
+              <w:right w:w="120.0" w:type="dxa"/>
+            </w:tcMar>
+          </w:tcPr>
+          <w:p>
+            <w:pPr>
+              <w:spacing w:line="240" w:lineRule="auto"/>
+              <w:rPr>
+                <w:sz w:val="20"/>
+                <w:szCs w:val="20"/>
+              </w:rPr>
+            </w:pPr>
+            <w:r>
+              <w:rPr>
+                <w:sz w:val="20"/>
+                <w:szCs w:val="20"/>
+                <w:rtl w:val="0"/>
+              </w:rPr>
+              <w:t xml:space="preserve">-</w:t>
+            </w:r>
+          </w:p>
+        </w:tc>
+      </w:tr>
+    </w:tbl>
+    <w:p>
+      <w:pPr>
         <w:spacing w:after="120" w:before="300" w:lineRule="auto"/>
         <w:rPr>
           <w:b w:val="1"/>
@@ -1917,14 +2703,2125 @@
       </w:pPr>
       <w:r>
         <w:rPr>
+          <w:rtl w:val="0"/>
+        </w:rPr>
+      </w:r>
+    </w:p>
+    <w:p>
+      <w:pPr>
+        <w:spacing w:after="120" w:before="300" w:lineRule="auto"/>
+        <w:rPr>
           <w:b w:val="1"/>
           <w:bCs w:val="1"/>
           <w:color w:val="3d85c6"/>
           <w:sz w:val="24"/>
           <w:szCs w:val="24"/>
+        </w:rPr>
+      </w:pPr>
+      <w:r>
+        <w:rPr>
+          <w:rtl w:val="0"/>
+        </w:rPr>
+      </w:r>
+    </w:p>
+    <w:p>
+      <w:pPr>
+        <w:spacing w:after="120" w:before="300" w:lineRule="auto"/>
+        <w:rPr/>
+      </w:pPr>
+      <w:r>
+        <w:rPr>
+          <w:b w:val="1"/>
+          <w:bCs w:val="1"/>
+          <w:rtl w:val="0"/>
+        </w:rPr>
+        <w:t xml:space="preserve">Table 2:</w:t>
+      </w:r>
+      <w:r>
+        <w:rPr>
+          <w:rtl w:val="0"/>
+        </w:rPr>
+        <w:t xml:space="preserve"> Pearson correlations with dropout rate (state level, n = 52).</w:t>
+      </w:r>
+    </w:p>
+    <w:p>
+      <w:pPr>
+        <w:spacing w:after="160" w:before="240" w:lineRule="auto"/>
+        <w:jc w:val="both"/>
+        <w:rPr>
+          <w:sz w:val="24"/>
+          <w:szCs w:val="24"/>
+        </w:rPr>
+      </w:pPr>
+      <w:r>
+        <w:rPr>
+          <w:rtl w:val="0"/>
+        </w:rPr>
+      </w:r>
+    </w:p>
+    <w:p>
+      <w:pPr>
+        <w:spacing w:after="160" w:before="240" w:lineRule="auto"/>
+        <w:jc w:val="both"/>
+        <w:rPr>
+          <w:sz w:val="24"/>
+          <w:szCs w:val="24"/>
+        </w:rPr>
+      </w:pPr>
+      <w:r>
+        <w:rPr>
+          <w:rtl w:val="0"/>
+        </w:rPr>
+      </w:r>
+    </w:p>
+    <w:p>
+      <w:pPr>
+        <w:spacing w:after="160" w:before="240" w:lineRule="auto"/>
+        <w:jc w:val="both"/>
+        <w:rPr>
+          <w:sz w:val="24"/>
+          <w:szCs w:val="24"/>
+        </w:rPr>
+      </w:pPr>
+      <w:r>
+        <w:rPr>
+          <w:rtl w:val="0"/>
+        </w:rPr>
+      </w:r>
+    </w:p>
+    <w:p>
+      <w:pPr>
+        <w:spacing w:after="160" w:before="240" w:lineRule="auto"/>
+        <w:jc w:val="both"/>
+        <w:rPr>
+          <w:sz w:val="24"/>
+          <w:szCs w:val="24"/>
+        </w:rPr>
+      </w:pPr>
+      <w:r>
+        <w:rPr>
+          <w:rtl w:val="0"/>
+        </w:rPr>
+      </w:r>
+    </w:p>
+    <w:tbl>
+      <w:tblPr>
+        <w:tblStyle w:val="Table3"/>
+        <w:tblpPr w:leftFromText="180" w:rightFromText="180" w:topFromText="144" w:bottomFromText="180" w:vertAnchor="text" w:horzAnchor="text" w:tblpX="0" w:tblpY="0"/>
+        <w:tblW w:w="8760.0" w:type="dxa"/>
+        <w:jc w:val="left"/>
+        <w:tblBorders>
+          <w:top w:color="000000" w:space="0" w:sz="0" w:val="nil"/>
+          <w:left w:color="000000" w:space="0" w:sz="0" w:val="nil"/>
+          <w:bottom w:color="000000" w:space="0" w:sz="0" w:val="nil"/>
+          <w:right w:color="000000" w:space="0" w:sz="0" w:val="nil"/>
+          <w:insideH w:color="000000" w:space="0" w:sz="0" w:val="nil"/>
+          <w:insideV w:color="000000" w:space="0" w:sz="0" w:val="nil"/>
+        </w:tblBorders>
+        <w:tblLayout w:type="fixed"/>
+        <w:tblLook w:val="0600"/>
+      </w:tblPr>
+      <w:tblGrid>
+        <w:gridCol w:w="2520"/>
+        <w:gridCol w:w="3180"/>
+        <w:gridCol w:w="3060"/>
+        <w:tblGridChange w:id="0">
+          <w:tblGrid>
+            <w:gridCol w:w="2520"/>
+            <w:gridCol w:w="3180"/>
+            <w:gridCol w:w="3060"/>
+          </w:tblGrid>
+        </w:tblGridChange>
+      </w:tblGrid>
+      <w:tr>
+        <w:trPr>
+          <w:cantSplit w:val="0"/>
+          <w:trHeight w:val="978.0000000000001" w:hRule="atLeast"/>
+          <w:tblHeader w:val="0"/>
+        </w:trPr>
+        <w:tc>
+          <w:tcPr>
+            <w:tcBorders>
+              <w:top w:color="cccccc" w:space="0" w:sz="6" w:val="single"/>
+              <w:left w:color="cccccc" w:space="0" w:sz="6" w:val="single"/>
+              <w:bottom w:color="cccccc" w:space="0" w:sz="6" w:val="single"/>
+              <w:right w:color="cccccc" w:space="0" w:sz="6" w:val="single"/>
+            </w:tcBorders>
+            <w:shd w:fill="2e75b6" w:val="clear"/>
+            <w:tcMar>
+              <w:top w:w="80.0" w:type="dxa"/>
+              <w:left w:w="120.0" w:type="dxa"/>
+              <w:bottom w:w="80.0" w:type="dxa"/>
+              <w:right w:w="120.0" w:type="dxa"/>
+            </w:tcMar>
+          </w:tcPr>
+          <w:p>
+            <w:pPr>
+              <w:spacing w:line="240" w:lineRule="auto"/>
+              <w:rPr>
+                <w:b w:val="1"/>
+                <w:bCs w:val="1"/>
+                <w:color w:val="ffffff"/>
+                <w:sz w:val="20"/>
+                <w:szCs w:val="20"/>
+              </w:rPr>
+            </w:pPr>
+            <w:r>
+              <w:rPr>
+                <w:b w:val="1"/>
+                <w:bCs w:val="1"/>
+                <w:color w:val="ffffff"/>
+                <w:sz w:val="20"/>
+                <w:szCs w:val="20"/>
+                <w:rtl w:val="0"/>
+              </w:rPr>
+              <w:t xml:space="preserve">Feature</w:t>
+            </w:r>
+          </w:p>
+        </w:tc>
+        <w:tc>
+          <w:tcPr>
+            <w:tcBorders>
+              <w:top w:color="cccccc" w:space="0" w:sz="6" w:val="single"/>
+              <w:left w:color="cccccc" w:space="0" w:sz="6" w:val="single"/>
+              <w:bottom w:color="cccccc" w:space="0" w:sz="6" w:val="single"/>
+              <w:right w:color="cccccc" w:space="0" w:sz="6" w:val="single"/>
+            </w:tcBorders>
+            <w:shd w:fill="2e75b6" w:val="clear"/>
+            <w:tcMar>
+              <w:top w:w="80.0" w:type="dxa"/>
+              <w:left w:w="120.0" w:type="dxa"/>
+              <w:bottom w:w="80.0" w:type="dxa"/>
+              <w:right w:w="120.0" w:type="dxa"/>
+            </w:tcMar>
+          </w:tcPr>
+          <w:p>
+            <w:pPr>
+              <w:spacing w:line="240" w:lineRule="auto"/>
+              <w:rPr>
+                <w:b w:val="1"/>
+                <w:bCs w:val="1"/>
+                <w:color w:val="ffffff"/>
+                <w:sz w:val="20"/>
+                <w:szCs w:val="20"/>
+              </w:rPr>
+            </w:pPr>
+            <w:r>
+              <w:rPr>
+                <w:b w:val="1"/>
+                <w:bCs w:val="1"/>
+                <w:color w:val="ffffff"/>
+                <w:sz w:val="20"/>
+                <w:szCs w:val="20"/>
+                <w:rtl w:val="0"/>
+              </w:rPr>
+              <w:t xml:space="preserve">Correlation with Dropout Rate</w:t>
+            </w:r>
+          </w:p>
+        </w:tc>
+        <w:tc>
+          <w:tcPr>
+            <w:tcBorders>
+              <w:top w:color="cccccc" w:space="0" w:sz="6" w:val="single"/>
+              <w:left w:color="cccccc" w:space="0" w:sz="6" w:val="single"/>
+              <w:bottom w:color="cccccc" w:space="0" w:sz="6" w:val="single"/>
+              <w:right w:color="cccccc" w:space="0" w:sz="6" w:val="single"/>
+            </w:tcBorders>
+            <w:shd w:fill="2e75b6" w:val="clear"/>
+            <w:tcMar>
+              <w:top w:w="80.0" w:type="dxa"/>
+              <w:left w:w="120.0" w:type="dxa"/>
+              <w:bottom w:w="80.0" w:type="dxa"/>
+              <w:right w:w="120.0" w:type="dxa"/>
+            </w:tcMar>
+          </w:tcPr>
+          <w:p>
+            <w:pPr>
+              <w:spacing w:line="240" w:lineRule="auto"/>
+              <w:rPr>
+                <w:b w:val="1"/>
+                <w:bCs w:val="1"/>
+                <w:color w:val="ffffff"/>
+                <w:sz w:val="20"/>
+                <w:szCs w:val="20"/>
+              </w:rPr>
+            </w:pPr>
+            <w:r>
+              <w:rPr>
+                <w:b w:val="1"/>
+                <w:bCs w:val="1"/>
+                <w:color w:val="ffffff"/>
+                <w:sz w:val="20"/>
+                <w:szCs w:val="20"/>
+                <w:rtl w:val="0"/>
+              </w:rPr>
+              <w:t xml:space="preserve">Interpretation</w:t>
+            </w:r>
+          </w:p>
+        </w:tc>
+      </w:tr>
+      <w:tr>
+        <w:trPr>
+          <w:cantSplit w:val="0"/>
+          <w:trHeight w:val="585" w:hRule="atLeast"/>
+          <w:tblHeader w:val="0"/>
+        </w:trPr>
+        <w:tc>
+          <w:tcPr>
+            <w:tcBorders>
+              <w:top w:color="cccccc" w:space="0" w:sz="6" w:val="single"/>
+              <w:left w:color="cccccc" w:space="0" w:sz="6" w:val="single"/>
+              <w:bottom w:color="cccccc" w:space="0" w:sz="6" w:val="single"/>
+              <w:right w:color="cccccc" w:space="0" w:sz="6" w:val="single"/>
+            </w:tcBorders>
+            <w:shd w:fill="f2f7fc" w:val="clear"/>
+            <w:tcMar>
+              <w:top w:w="80.0" w:type="dxa"/>
+              <w:left w:w="120.0" w:type="dxa"/>
+              <w:bottom w:w="80.0" w:type="dxa"/>
+              <w:right w:w="120.0" w:type="dxa"/>
+            </w:tcMar>
+          </w:tcPr>
+          <w:p>
+            <w:pPr>
+              <w:spacing w:line="240" w:lineRule="auto"/>
+              <w:rPr>
+                <w:sz w:val="20"/>
+                <w:szCs w:val="20"/>
+              </w:rPr>
+            </w:pPr>
+            <w:r>
+              <w:rPr>
+                <w:sz w:val="20"/>
+                <w:szCs w:val="20"/>
+                <w:rtl w:val="0"/>
+              </w:rPr>
+              <w:t xml:space="preserve">Poverty Rate (%)</w:t>
+            </w:r>
+          </w:p>
+        </w:tc>
+        <w:tc>
+          <w:tcPr>
+            <w:tcBorders>
+              <w:top w:color="cccccc" w:space="0" w:sz="6" w:val="single"/>
+              <w:left w:color="cccccc" w:space="0" w:sz="6" w:val="single"/>
+              <w:bottom w:color="cccccc" w:space="0" w:sz="6" w:val="single"/>
+              <w:right w:color="cccccc" w:space="0" w:sz="6" w:val="single"/>
+            </w:tcBorders>
+            <w:shd w:fill="f2f7fc" w:val="clear"/>
+            <w:tcMar>
+              <w:top w:w="80.0" w:type="dxa"/>
+              <w:left w:w="120.0" w:type="dxa"/>
+              <w:bottom w:w="80.0" w:type="dxa"/>
+              <w:right w:w="120.0" w:type="dxa"/>
+            </w:tcMar>
+          </w:tcPr>
+          <w:p>
+            <w:pPr>
+              <w:spacing w:line="240" w:lineRule="auto"/>
+              <w:rPr>
+                <w:sz w:val="20"/>
+                <w:szCs w:val="20"/>
+              </w:rPr>
+            </w:pPr>
+            <w:r>
+              <w:rPr>
+                <w:sz w:val="20"/>
+                <w:szCs w:val="20"/>
+                <w:rtl w:val="0"/>
+              </w:rPr>
+              <w:t xml:space="preserve">r = 0.0759</w:t>
+            </w:r>
+          </w:p>
+        </w:tc>
+        <w:tc>
+          <w:tcPr>
+            <w:tcBorders>
+              <w:top w:color="cccccc" w:space="0" w:sz="6" w:val="single"/>
+              <w:left w:color="cccccc" w:space="0" w:sz="6" w:val="single"/>
+              <w:bottom w:color="cccccc" w:space="0" w:sz="6" w:val="single"/>
+              <w:right w:color="cccccc" w:space="0" w:sz="6" w:val="single"/>
+            </w:tcBorders>
+            <w:shd w:fill="f2f7fc" w:val="clear"/>
+            <w:tcMar>
+              <w:top w:w="80.0" w:type="dxa"/>
+              <w:left w:w="120.0" w:type="dxa"/>
+              <w:bottom w:w="80.0" w:type="dxa"/>
+              <w:right w:w="120.0" w:type="dxa"/>
+            </w:tcMar>
+          </w:tcPr>
+          <w:p>
+            <w:pPr>
+              <w:spacing w:line="240" w:lineRule="auto"/>
+              <w:rPr>
+                <w:sz w:val="20"/>
+                <w:szCs w:val="20"/>
+              </w:rPr>
+            </w:pPr>
+            <w:r>
+              <w:rPr>
+                <w:sz w:val="20"/>
+                <w:szCs w:val="20"/>
+                <w:rtl w:val="0"/>
+              </w:rPr>
+              <w:t xml:space="preserve">Little to no correlation</w:t>
+            </w:r>
+          </w:p>
+        </w:tc>
+      </w:tr>
+      <w:tr>
+        <w:trPr>
+          <w:cantSplit w:val="0"/>
+          <w:trHeight w:val="585" w:hRule="atLeast"/>
+          <w:tblHeader w:val="0"/>
+        </w:trPr>
+        <w:tc>
+          <w:tcPr>
+            <w:tcBorders>
+              <w:top w:color="cccccc" w:space="0" w:sz="6" w:val="single"/>
+              <w:left w:color="cccccc" w:space="0" w:sz="6" w:val="single"/>
+              <w:bottom w:color="cccccc" w:space="0" w:sz="6" w:val="single"/>
+              <w:right w:color="cccccc" w:space="0" w:sz="6" w:val="single"/>
+            </w:tcBorders>
+            <w:shd w:fill="ffffff" w:val="clear"/>
+            <w:tcMar>
+              <w:top w:w="80.0" w:type="dxa"/>
+              <w:left w:w="120.0" w:type="dxa"/>
+              <w:bottom w:w="80.0" w:type="dxa"/>
+              <w:right w:w="120.0" w:type="dxa"/>
+            </w:tcMar>
+          </w:tcPr>
+          <w:p>
+            <w:pPr>
+              <w:spacing w:line="240" w:lineRule="auto"/>
+              <w:rPr>
+                <w:sz w:val="20"/>
+                <w:szCs w:val="20"/>
+              </w:rPr>
+            </w:pPr>
+            <w:r>
+              <w:rPr>
+                <w:sz w:val="20"/>
+                <w:szCs w:val="20"/>
+                <w:rtl w:val="0"/>
+              </w:rPr>
+              <w:t xml:space="preserve">Median Income ($)</w:t>
+            </w:r>
+          </w:p>
+        </w:tc>
+        <w:tc>
+          <w:tcPr>
+            <w:tcBorders>
+              <w:top w:color="cccccc" w:space="0" w:sz="6" w:val="single"/>
+              <w:left w:color="cccccc" w:space="0" w:sz="6" w:val="single"/>
+              <w:bottom w:color="cccccc" w:space="0" w:sz="6" w:val="single"/>
+              <w:right w:color="cccccc" w:space="0" w:sz="6" w:val="single"/>
+            </w:tcBorders>
+            <w:shd w:fill="ffffff" w:val="clear"/>
+            <w:tcMar>
+              <w:top w:w="80.0" w:type="dxa"/>
+              <w:left w:w="120.0" w:type="dxa"/>
+              <w:bottom w:w="80.0" w:type="dxa"/>
+              <w:right w:w="120.0" w:type="dxa"/>
+            </w:tcMar>
+          </w:tcPr>
+          <w:p>
+            <w:pPr>
+              <w:spacing w:line="240" w:lineRule="auto"/>
+              <w:rPr>
+                <w:sz w:val="20"/>
+                <w:szCs w:val="20"/>
+              </w:rPr>
+            </w:pPr>
+            <w:r>
+              <w:rPr>
+                <w:sz w:val="20"/>
+                <w:szCs w:val="20"/>
+                <w:rtl w:val="0"/>
+              </w:rPr>
+              <w:t xml:space="preserve">r = -0.0588</w:t>
+            </w:r>
+          </w:p>
+        </w:tc>
+        <w:tc>
+          <w:tcPr>
+            <w:tcBorders>
+              <w:top w:color="cccccc" w:space="0" w:sz="6" w:val="single"/>
+              <w:left w:color="cccccc" w:space="0" w:sz="6" w:val="single"/>
+              <w:bottom w:color="cccccc" w:space="0" w:sz="6" w:val="single"/>
+              <w:right w:color="cccccc" w:space="0" w:sz="6" w:val="single"/>
+            </w:tcBorders>
+            <w:shd w:fill="ffffff" w:val="clear"/>
+            <w:tcMar>
+              <w:top w:w="80.0" w:type="dxa"/>
+              <w:left w:w="120.0" w:type="dxa"/>
+              <w:bottom w:w="80.0" w:type="dxa"/>
+              <w:right w:w="120.0" w:type="dxa"/>
+            </w:tcMar>
+          </w:tcPr>
+          <w:p>
+            <w:pPr>
+              <w:spacing w:line="240" w:lineRule="auto"/>
+              <w:rPr>
+                <w:sz w:val="20"/>
+                <w:szCs w:val="20"/>
+              </w:rPr>
+            </w:pPr>
+            <w:r>
+              <w:rPr>
+                <w:sz w:val="20"/>
+                <w:szCs w:val="20"/>
+                <w:rtl w:val="0"/>
+              </w:rPr>
+              <w:t xml:space="preserve">Little to no correlation</w:t>
+            </w:r>
+          </w:p>
+        </w:tc>
+      </w:tr>
+      <w:tr>
+        <w:trPr>
+          <w:cantSplit w:val="0"/>
+          <w:trHeight w:val="780" w:hRule="atLeast"/>
+          <w:tblHeader w:val="0"/>
+        </w:trPr>
+        <w:tc>
+          <w:tcPr>
+            <w:tcBorders>
+              <w:top w:color="cccccc" w:space="0" w:sz="6" w:val="single"/>
+              <w:left w:color="cccccc" w:space="0" w:sz="6" w:val="single"/>
+              <w:bottom w:color="cccccc" w:space="0" w:sz="6" w:val="single"/>
+              <w:right w:color="cccccc" w:space="0" w:sz="6" w:val="single"/>
+            </w:tcBorders>
+            <w:shd w:fill="f2f7fc" w:val="clear"/>
+            <w:tcMar>
+              <w:top w:w="80.0" w:type="dxa"/>
+              <w:left w:w="120.0" w:type="dxa"/>
+              <w:bottom w:w="80.0" w:type="dxa"/>
+              <w:right w:w="120.0" w:type="dxa"/>
+            </w:tcMar>
+          </w:tcPr>
+          <w:p>
+            <w:pPr>
+              <w:spacing w:line="240" w:lineRule="auto"/>
+              <w:rPr>
+                <w:sz w:val="20"/>
+                <w:szCs w:val="20"/>
+              </w:rPr>
+            </w:pPr>
+            <w:r>
+              <w:rPr>
+                <w:sz w:val="20"/>
+                <w:szCs w:val="20"/>
+                <w:rtl w:val="0"/>
+              </w:rPr>
+              <w:t xml:space="preserve">Bachelor's Degree Rate (%)</w:t>
+            </w:r>
+          </w:p>
+        </w:tc>
+        <w:tc>
+          <w:tcPr>
+            <w:tcBorders>
+              <w:top w:color="cccccc" w:space="0" w:sz="6" w:val="single"/>
+              <w:left w:color="cccccc" w:space="0" w:sz="6" w:val="single"/>
+              <w:bottom w:color="cccccc" w:space="0" w:sz="6" w:val="single"/>
+              <w:right w:color="cccccc" w:space="0" w:sz="6" w:val="single"/>
+            </w:tcBorders>
+            <w:shd w:fill="f2f7fc" w:val="clear"/>
+            <w:tcMar>
+              <w:top w:w="80.0" w:type="dxa"/>
+              <w:left w:w="120.0" w:type="dxa"/>
+              <w:bottom w:w="80.0" w:type="dxa"/>
+              <w:right w:w="120.0" w:type="dxa"/>
+            </w:tcMar>
+          </w:tcPr>
+          <w:p>
+            <w:pPr>
+              <w:spacing w:line="240" w:lineRule="auto"/>
+              <w:rPr>
+                <w:sz w:val="20"/>
+                <w:szCs w:val="20"/>
+              </w:rPr>
+            </w:pPr>
+            <w:r>
+              <w:rPr>
+                <w:sz w:val="20"/>
+                <w:szCs w:val="20"/>
+                <w:rtl w:val="0"/>
+              </w:rPr>
+              <w:t xml:space="preserve">r = -0.0129</w:t>
+            </w:r>
+          </w:p>
+        </w:tc>
+        <w:tc>
+          <w:tcPr>
+            <w:tcBorders>
+              <w:top w:color="cccccc" w:space="0" w:sz="6" w:val="single"/>
+              <w:left w:color="cccccc" w:space="0" w:sz="6" w:val="single"/>
+              <w:bottom w:color="cccccc" w:space="0" w:sz="6" w:val="single"/>
+              <w:right w:color="cccccc" w:space="0" w:sz="6" w:val="single"/>
+            </w:tcBorders>
+            <w:shd w:fill="f2f7fc" w:val="clear"/>
+            <w:tcMar>
+              <w:top w:w="80.0" w:type="dxa"/>
+              <w:left w:w="120.0" w:type="dxa"/>
+              <w:bottom w:w="80.0" w:type="dxa"/>
+              <w:right w:w="120.0" w:type="dxa"/>
+            </w:tcMar>
+          </w:tcPr>
+          <w:p>
+            <w:pPr>
+              <w:spacing w:line="240" w:lineRule="auto"/>
+              <w:rPr>
+                <w:sz w:val="20"/>
+                <w:szCs w:val="20"/>
+              </w:rPr>
+            </w:pPr>
+            <w:r>
+              <w:rPr>
+                <w:sz w:val="20"/>
+                <w:szCs w:val="20"/>
+                <w:rtl w:val="0"/>
+              </w:rPr>
+              <w:t xml:space="preserve">Little to no correlation</w:t>
+            </w:r>
+          </w:p>
+        </w:tc>
+      </w:tr>
+      <w:tr>
+        <w:trPr>
+          <w:cantSplit w:val="0"/>
+          <w:trHeight w:val="255" w:hRule="atLeast"/>
+          <w:tblHeader w:val="0"/>
+        </w:trPr>
+        <w:tc>
+          <w:tcPr>
+            <w:tcBorders>
+              <w:top w:color="cccccc" w:space="0" w:sz="6" w:val="single"/>
+              <w:left w:color="cccccc" w:space="0" w:sz="6" w:val="single"/>
+              <w:bottom w:color="cccccc" w:space="0" w:sz="6" w:val="single"/>
+              <w:right w:color="cccccc" w:space="0" w:sz="6" w:val="single"/>
+            </w:tcBorders>
+            <w:shd w:fill="ffffff" w:val="clear"/>
+            <w:tcMar>
+              <w:top w:w="80.0" w:type="dxa"/>
+              <w:left w:w="120.0" w:type="dxa"/>
+              <w:bottom w:w="80.0" w:type="dxa"/>
+              <w:right w:w="120.0" w:type="dxa"/>
+            </w:tcMar>
+          </w:tcPr>
+          <w:p>
+            <w:pPr>
+              <w:spacing w:line="240" w:lineRule="auto"/>
+              <w:rPr>
+                <w:sz w:val="20"/>
+                <w:szCs w:val="20"/>
+              </w:rPr>
+            </w:pPr>
+            <w:r>
+              <w:rPr>
+                <w:sz w:val="20"/>
+                <w:szCs w:val="20"/>
+                <w:rtl w:val="0"/>
+              </w:rPr>
+              <w:t xml:space="preserve">Dropout Rate (%)</w:t>
+            </w:r>
+          </w:p>
+        </w:tc>
+        <w:tc>
+          <w:tcPr>
+            <w:tcBorders>
+              <w:top w:color="cccccc" w:space="0" w:sz="6" w:val="single"/>
+              <w:left w:color="cccccc" w:space="0" w:sz="6" w:val="single"/>
+              <w:bottom w:color="cccccc" w:space="0" w:sz="6" w:val="single"/>
+              <w:right w:color="cccccc" w:space="0" w:sz="6" w:val="single"/>
+            </w:tcBorders>
+            <w:shd w:fill="ffffff" w:val="clear"/>
+            <w:tcMar>
+              <w:top w:w="80.0" w:type="dxa"/>
+              <w:left w:w="120.0" w:type="dxa"/>
+              <w:bottom w:w="80.0" w:type="dxa"/>
+              <w:right w:w="120.0" w:type="dxa"/>
+            </w:tcMar>
+          </w:tcPr>
+          <w:p>
+            <w:pPr>
+              <w:spacing w:line="240" w:lineRule="auto"/>
+              <w:rPr>
+                <w:sz w:val="20"/>
+                <w:szCs w:val="20"/>
+              </w:rPr>
+            </w:pPr>
+            <w:r>
+              <w:rPr>
+                <w:sz w:val="20"/>
+                <w:szCs w:val="20"/>
+                <w:rtl w:val="0"/>
+              </w:rPr>
+              <w:t xml:space="preserve">r = 1.0000</w:t>
+            </w:r>
+          </w:p>
+        </w:tc>
+        <w:tc>
+          <w:tcPr>
+            <w:tcBorders>
+              <w:top w:color="cccccc" w:space="0" w:sz="6" w:val="single"/>
+              <w:left w:color="cccccc" w:space="0" w:sz="6" w:val="single"/>
+              <w:bottom w:color="cccccc" w:space="0" w:sz="6" w:val="single"/>
+              <w:right w:color="cccccc" w:space="0" w:sz="6" w:val="single"/>
+            </w:tcBorders>
+            <w:tcMar>
+              <w:top w:w="80.0" w:type="dxa"/>
+              <w:left w:w="120.0" w:type="dxa"/>
+              <w:bottom w:w="80.0" w:type="dxa"/>
+              <w:right w:w="120.0" w:type="dxa"/>
+            </w:tcMar>
+          </w:tcPr>
+          <w:p>
+            <w:pPr>
+              <w:spacing w:line="240" w:lineRule="auto"/>
+              <w:rPr>
+                <w:sz w:val="20"/>
+                <w:szCs w:val="20"/>
+              </w:rPr>
+            </w:pPr>
+            <w:r>
+              <w:rPr>
+                <w:sz w:val="20"/>
+                <w:szCs w:val="20"/>
+                <w:rtl w:val="0"/>
+              </w:rPr>
+              <w:t xml:space="preserve">-</w:t>
+            </w:r>
+          </w:p>
+        </w:tc>
+      </w:tr>
+    </w:tbl>
+    <w:p>
+      <w:pPr>
+        <w:spacing w:after="120" w:before="300" w:lineRule="auto"/>
+        <w:rPr/>
+      </w:pPr>
+      <w:r>
+        <w:rPr>
+          <w:rtl w:val="0"/>
+        </w:rPr>
+      </w:r>
+    </w:p>
+    <w:p>
+      <w:pPr>
+        <w:spacing w:after="120" w:before="300" w:lineRule="auto"/>
+        <w:rPr/>
+      </w:pPr>
+      <w:r>
+        <w:rPr>
+          <w:rtl w:val="0"/>
+        </w:rPr>
+      </w:r>
+    </w:p>
+    <w:p>
+      <w:pPr>
+        <w:spacing w:after="120" w:before="300" w:lineRule="auto"/>
+        <w:rPr/>
+      </w:pPr>
+      <w:r>
+        <w:rPr>
+          <w:b w:val="1"/>
+          <w:bCs w:val="1"/>
+          <w:rtl w:val="0"/>
+        </w:rPr>
+        <w:t xml:space="preserve">Table 3:</w:t>
+      </w:r>
+      <w:r>
+        <w:rPr>
+          <w:rtl w:val="0"/>
+        </w:rPr>
+        <w:t xml:space="preserve"> Pearson correlations with dropout rate (District level, n = 19526).</w:t>
+      </w:r>
+    </w:p>
+    <w:p>
+      <w:pPr>
+        <w:spacing w:after="120" w:before="300" w:lineRule="auto"/>
+        <w:rPr/>
+      </w:pPr>
+      <w:r>
+        <w:rPr>
+          <w:rtl w:val="0"/>
+        </w:rPr>
+      </w:r>
+    </w:p>
+    <w:p>
+      <w:pPr>
+        <w:spacing w:after="160" w:before="240" w:lineRule="auto"/>
+        <w:jc w:val="both"/>
+        <w:rPr/>
+      </w:pPr>
+      <w:r>
+        <w:rPr>
+          <w:rtl w:val="0"/>
+        </w:rPr>
+        <w:t xml:space="preserve">Notably, correlation patterns differ substantially between aggregation levels, highlighting the sensitivity of results to geographic scales.</w:t>
+      </w:r>
+    </w:p>
+    <w:p>
+      <w:pPr>
+        <w:spacing w:after="120" w:before="300" w:lineRule="auto"/>
+        <w:rPr>
+          <w:b w:val="1"/>
+          <w:bCs w:val="1"/>
+          <w:color w:val="3d85c6"/>
+          <w:sz w:val="24"/>
+          <w:szCs w:val="24"/>
+        </w:rPr>
+      </w:pPr>
+      <w:r>
+        <w:rPr>
+          <w:b w:val="1"/>
+          <w:bCs w:val="1"/>
+          <w:color w:val="3d85c6"/>
+          <w:sz w:val="24"/>
+          <w:szCs w:val="24"/>
           <w:rtl w:val="0"/>
         </w:rPr>
         <w:t xml:space="preserve">4.3 Regression Results</w:t>
+      </w:r>
+    </w:p>
+    <w:p>
+      <w:pPr>
+        <w:spacing w:after="120" w:before="300" w:lineRule="auto"/>
+        <w:rPr>
+          <w:sz w:val="24"/>
+          <w:szCs w:val="24"/>
+        </w:rPr>
+      </w:pPr>
+      <w:r>
+        <w:rPr>
+          <w:sz w:val="24"/>
+          <w:szCs w:val="24"/>
+          <w:rtl w:val="0"/>
+        </w:rPr>
+        <w:t xml:space="preserve">We evaluated the relationship between the socioeconomic variables and the dropout outcomes using Option A (district-level fused) dataset as the primary analysis framework. </w:t>
+      </w:r>
+    </w:p>
+    <w:p>
+      <w:pPr>
+        <w:spacing w:after="120" w:before="300" w:lineRule="auto"/>
+        <w:rPr>
+          <w:sz w:val="24"/>
+          <w:szCs w:val="24"/>
+        </w:rPr>
+      </w:pPr>
+      <w:r>
+        <w:rPr>
+          <w:sz w:val="24"/>
+          <w:szCs w:val="24"/>
+          <w:rtl w:val="0"/>
+        </w:rPr>
+        <w:t xml:space="preserve">A multiple linear regression model was first applied using poverty rate, median income, and Bachelor's degree rate as the predictors of the dropout rate. This model achieved very low explanatory power, with R</w:t>
+      </w:r>
+      <w:r>
+        <w:rPr>
+          <w:sz w:val="24"/>
+          <w:szCs w:val="24"/>
+          <w:vertAlign w:val="superscript"/>
+          <w:rtl w:val="0"/>
+        </w:rPr>
+        <w:t xml:space="preserve">2</w:t>
+      </w:r>
+      <w:r>
+        <w:rPr>
+          <w:sz w:val="24"/>
+          <w:szCs w:val="24"/>
+          <w:rtl w:val="0"/>
+        </w:rPr>
+        <w:t xml:space="preserve"> = 0.01. This indicates that these variables do not meaningfully explain variation in dropout outcomes at the district level. </w:t>
+      </w:r>
+    </w:p>
+    <w:p>
+      <w:pPr>
+        <w:spacing w:after="120" w:before="300" w:lineRule="auto"/>
+        <w:rPr>
+          <w:sz w:val="24"/>
+          <w:szCs w:val="24"/>
+        </w:rPr>
+      </w:pPr>
+      <w:r>
+        <w:rPr>
+          <w:sz w:val="24"/>
+          <w:szCs w:val="24"/>
+          <w:rtl w:val="0"/>
+        </w:rPr>
+        <w:t xml:space="preserve">To verify whether this performance was better than a trivial predictor, we compared the model against a baseline mean prediction model. The baseline model achieved lower error (MAE = 3.74), while the linear regression model produced higher MAE (=8.25), indicating no improvement over a simple mean-based approach. </w:t>
+      </w:r>
+    </w:p>
+    <w:p>
+      <w:pPr>
+        <w:spacing w:after="120" w:before="300" w:lineRule="auto"/>
+        <w:rPr>
+          <w:sz w:val="24"/>
+          <w:szCs w:val="24"/>
+        </w:rPr>
+      </w:pPr>
+      <w:r>
+        <w:rPr>
+          <w:sz w:val="24"/>
+          <w:szCs w:val="24"/>
+          <w:rtl w:val="0"/>
+        </w:rPr>
+        <w:t xml:space="preserve">We applied a Random Forest regression model to test whether a nonlinear relationship could improve predictive performance. Although training performance increased (Train R</w:t>
+      </w:r>
+      <w:r>
+        <w:rPr>
+          <w:sz w:val="24"/>
+          <w:szCs w:val="24"/>
+          <w:vertAlign w:val="superscript"/>
+          <w:rtl w:val="0"/>
+        </w:rPr>
+        <w:t xml:space="preserve">2</w:t>
+      </w:r>
+      <w:r>
+        <w:rPr>
+          <w:sz w:val="24"/>
+          <w:szCs w:val="24"/>
+          <w:rtl w:val="0"/>
+        </w:rPr>
+        <w:t xml:space="preserve"> = 0.17), test performance remained near zero, suggesting severe overfitting and a weak generalizable signal in the predictors. </w:t>
+      </w:r>
+    </w:p>
+    <w:p>
+      <w:pPr>
+        <w:spacing w:after="120" w:before="300" w:lineRule="auto"/>
+        <w:rPr>
+          <w:sz w:val="24"/>
+          <w:szCs w:val="24"/>
+        </w:rPr>
+      </w:pPr>
+      <w:r>
+        <w:rPr>
+          <w:sz w:val="24"/>
+          <w:szCs w:val="24"/>
+          <w:rtl w:val="0"/>
+        </w:rPr>
+        <w:t xml:space="preserve">Table 4 shows a comparison of the models. We constructed a state-level aggregated dataset (Option B) as a cross-grained baseline. A linear regression model on this dataset achieves higher in-sample explanatory power (R² =0.19), which reflects reduced variance due to aggregation rather than stronger predictive relationships. This result is not directly comparable to the district level model due to difference in granularity and sample size, but serves as a reference point for understanding the effect of spatial aggregation.  </w:t>
+      </w:r>
+    </w:p>
+    <w:tbl>
+      <w:tblPr>
+        <w:tblStyle w:val="Table4"/>
+        <w:tblpPr w:leftFromText="180" w:rightFromText="180" w:topFromText="144" w:bottomFromText="180" w:vertAnchor="text" w:horzAnchor="text" w:tblpX="0" w:tblpY="0"/>
+        <w:tblW w:w="9345.0" w:type="dxa"/>
+        <w:jc w:val="left"/>
+        <w:tblBorders>
+          <w:top w:color="000000" w:space="0" w:sz="0" w:val="nil"/>
+          <w:left w:color="000000" w:space="0" w:sz="0" w:val="nil"/>
+          <w:bottom w:color="000000" w:space="0" w:sz="0" w:val="nil"/>
+          <w:right w:color="000000" w:space="0" w:sz="0" w:val="nil"/>
+          <w:insideH w:color="000000" w:space="0" w:sz="0" w:val="nil"/>
+          <w:insideV w:color="000000" w:space="0" w:sz="0" w:val="nil"/>
+        </w:tblBorders>
+        <w:tblLayout w:type="fixed"/>
+        <w:tblLook w:val="0600"/>
+      </w:tblPr>
+      <w:tblGrid>
+        <w:gridCol w:w="1920"/>
+        <w:gridCol w:w="1845"/>
+        <w:gridCol w:w="1170"/>
+        <w:gridCol w:w="1770"/>
+        <w:gridCol w:w="1050"/>
+        <w:gridCol w:w="1590"/>
+        <w:tblGridChange w:id="0">
+          <w:tblGrid>
+            <w:gridCol w:w="1920"/>
+            <w:gridCol w:w="1845"/>
+            <w:gridCol w:w="1170"/>
+            <w:gridCol w:w="1770"/>
+            <w:gridCol w:w="1050"/>
+            <w:gridCol w:w="1590"/>
+          </w:tblGrid>
+        </w:tblGridChange>
+      </w:tblGrid>
+      <w:tr>
+        <w:trPr>
+          <w:cantSplit w:val="0"/>
+          <w:trHeight w:val="540" w:hRule="atLeast"/>
+          <w:tblHeader w:val="0"/>
+        </w:trPr>
+        <w:tc>
+          <w:tcPr>
+            <w:tcBorders>
+              <w:top w:color="cccccc" w:space="0" w:sz="6" w:val="single"/>
+              <w:left w:color="cccccc" w:space="0" w:sz="6" w:val="single"/>
+              <w:bottom w:color="cccccc" w:space="0" w:sz="6" w:val="single"/>
+              <w:right w:color="cccccc" w:space="0" w:sz="6" w:val="single"/>
+            </w:tcBorders>
+            <w:shd w:fill="2e75b6" w:val="clear"/>
+            <w:tcMar>
+              <w:top w:w="80.0" w:type="dxa"/>
+              <w:left w:w="120.0" w:type="dxa"/>
+              <w:bottom w:w="80.0" w:type="dxa"/>
+              <w:right w:w="120.0" w:type="dxa"/>
+            </w:tcMar>
+          </w:tcPr>
+          <w:p>
+            <w:pPr>
+              <w:spacing w:line="240" w:lineRule="auto"/>
+              <w:rPr>
+                <w:b w:val="1"/>
+                <w:bCs w:val="1"/>
+                <w:color w:val="ffffff"/>
+                <w:sz w:val="20"/>
+                <w:szCs w:val="20"/>
+              </w:rPr>
+            </w:pPr>
+            <w:r>
+              <w:rPr>
+                <w:b w:val="1"/>
+                <w:bCs w:val="1"/>
+                <w:color w:val="ffffff"/>
+                <w:sz w:val="20"/>
+                <w:szCs w:val="20"/>
+                <w:rtl w:val="0"/>
+              </w:rPr>
+              <w:t xml:space="preserve">Model</w:t>
+            </w:r>
+          </w:p>
+        </w:tc>
+        <w:tc>
+          <w:tcPr>
+            <w:tcBorders>
+              <w:top w:color="cccccc" w:space="0" w:sz="6" w:val="single"/>
+              <w:left w:color="cccccc" w:space="0" w:sz="6" w:val="single"/>
+              <w:bottom w:color="cccccc" w:space="0" w:sz="6" w:val="single"/>
+              <w:right w:color="cccccc" w:space="0" w:sz="6" w:val="single"/>
+            </w:tcBorders>
+            <w:shd w:fill="2e75b6" w:val="clear"/>
+            <w:tcMar>
+              <w:top w:w="80.0" w:type="dxa"/>
+              <w:left w:w="120.0" w:type="dxa"/>
+              <w:bottom w:w="80.0" w:type="dxa"/>
+              <w:right w:w="120.0" w:type="dxa"/>
+            </w:tcMar>
+          </w:tcPr>
+          <w:p>
+            <w:pPr>
+              <w:spacing w:line="240" w:lineRule="auto"/>
+              <w:rPr>
+                <w:b w:val="1"/>
+                <w:bCs w:val="1"/>
+                <w:color w:val="ffffff"/>
+                <w:sz w:val="20"/>
+                <w:szCs w:val="20"/>
+              </w:rPr>
+            </w:pPr>
+            <w:r>
+              <w:rPr>
+                <w:b w:val="1"/>
+                <w:bCs w:val="1"/>
+                <w:color w:val="ffffff"/>
+                <w:sz w:val="20"/>
+                <w:szCs w:val="20"/>
+                <w:rtl w:val="0"/>
+              </w:rPr>
+              <w:t xml:space="preserve">Dataset</w:t>
+            </w:r>
+          </w:p>
+        </w:tc>
+        <w:tc>
+          <w:tcPr>
+            <w:tcBorders>
+              <w:top w:color="cccccc" w:space="0" w:sz="6" w:val="single"/>
+              <w:left w:color="cccccc" w:space="0" w:sz="6" w:val="single"/>
+              <w:bottom w:color="cccccc" w:space="0" w:sz="6" w:val="single"/>
+              <w:right w:color="cccccc" w:space="0" w:sz="6" w:val="single"/>
+            </w:tcBorders>
+            <w:shd w:fill="2e75b6" w:val="clear"/>
+            <w:tcMar>
+              <w:top w:w="80.0" w:type="dxa"/>
+              <w:left w:w="120.0" w:type="dxa"/>
+              <w:bottom w:w="80.0" w:type="dxa"/>
+              <w:right w:w="120.0" w:type="dxa"/>
+            </w:tcMar>
+          </w:tcPr>
+          <w:p>
+            <w:pPr>
+              <w:spacing w:after="160" w:before="240" w:lineRule="auto"/>
+              <w:jc w:val="both"/>
+              <w:rPr>
+                <w:b w:val="1"/>
+                <w:bCs w:val="1"/>
+                <w:color w:val="ffffff"/>
+                <w:sz w:val="20"/>
+                <w:szCs w:val="20"/>
+              </w:rPr>
+            </w:pPr>
+            <w:r>
+              <w:rPr>
+                <w:b w:val="1"/>
+                <w:bCs w:val="1"/>
+                <w:color w:val="ffffff"/>
+                <w:sz w:val="20"/>
+                <w:szCs w:val="20"/>
+                <w:rtl w:val="0"/>
+              </w:rPr>
+              <w:t xml:space="preserve">R² (Train)</w:t>
+            </w:r>
+          </w:p>
+        </w:tc>
+        <w:tc>
+          <w:tcPr>
+            <w:tcBorders>
+              <w:top w:color="cccccc" w:space="0" w:sz="6" w:val="single"/>
+              <w:left w:color="cccccc" w:space="0" w:sz="6" w:val="single"/>
+              <w:bottom w:color="cccccc" w:space="0" w:sz="6" w:val="single"/>
+              <w:right w:color="cccccc" w:space="0" w:sz="6" w:val="single"/>
+            </w:tcBorders>
+            <w:shd w:fill="2e75b6" w:val="clear"/>
+            <w:tcMar>
+              <w:top w:w="80.0" w:type="dxa"/>
+              <w:left w:w="120.0" w:type="dxa"/>
+              <w:bottom w:w="80.0" w:type="dxa"/>
+              <w:right w:w="120.0" w:type="dxa"/>
+            </w:tcMar>
+          </w:tcPr>
+          <w:p>
+            <w:pPr>
+              <w:spacing w:after="160" w:before="240" w:lineRule="auto"/>
+              <w:jc w:val="both"/>
+              <w:rPr>
+                <w:b w:val="1"/>
+                <w:bCs w:val="1"/>
+                <w:color w:val="ffffff"/>
+                <w:sz w:val="20"/>
+                <w:szCs w:val="20"/>
+              </w:rPr>
+            </w:pPr>
+            <w:r>
+              <w:rPr>
+                <w:b w:val="1"/>
+                <w:bCs w:val="1"/>
+                <w:color w:val="ffffff"/>
+                <w:sz w:val="20"/>
+                <w:szCs w:val="20"/>
+                <w:rtl w:val="0"/>
+              </w:rPr>
+              <w:t xml:space="preserve">R² (Test/In-sample)</w:t>
+            </w:r>
+          </w:p>
+        </w:tc>
+        <w:tc>
+          <w:tcPr>
+            <w:tcBorders>
+              <w:top w:color="cccccc" w:space="0" w:sz="6" w:val="single"/>
+              <w:left w:color="cccccc" w:space="0" w:sz="6" w:val="single"/>
+              <w:bottom w:color="cccccc" w:space="0" w:sz="6" w:val="single"/>
+              <w:right w:color="cccccc" w:space="0" w:sz="6" w:val="single"/>
+            </w:tcBorders>
+            <w:shd w:fill="2e75b6" w:val="clear"/>
+            <w:tcMar>
+              <w:top w:w="80.0" w:type="dxa"/>
+              <w:left w:w="120.0" w:type="dxa"/>
+              <w:bottom w:w="80.0" w:type="dxa"/>
+              <w:right w:w="120.0" w:type="dxa"/>
+            </w:tcMar>
+          </w:tcPr>
+          <w:p>
+            <w:pPr>
+              <w:spacing w:after="160" w:before="240" w:lineRule="auto"/>
+              <w:jc w:val="both"/>
+              <w:rPr>
+                <w:b w:val="1"/>
+                <w:bCs w:val="1"/>
+                <w:color w:val="ffffff"/>
+                <w:sz w:val="20"/>
+                <w:szCs w:val="20"/>
+              </w:rPr>
+            </w:pPr>
+            <w:r>
+              <w:rPr>
+                <w:b w:val="1"/>
+                <w:bCs w:val="1"/>
+                <w:color w:val="ffffff"/>
+                <w:sz w:val="20"/>
+                <w:szCs w:val="20"/>
+                <w:rtl w:val="0"/>
+              </w:rPr>
+              <w:t xml:space="preserve">MAE</w:t>
+            </w:r>
+          </w:p>
+        </w:tc>
+        <w:tc>
+          <w:tcPr>
+            <w:tcBorders>
+              <w:top w:color="cccccc" w:space="0" w:sz="6" w:val="single"/>
+              <w:left w:color="cccccc" w:space="0" w:sz="6" w:val="single"/>
+              <w:bottom w:color="cccccc" w:space="0" w:sz="6" w:val="single"/>
+              <w:right w:color="cccccc" w:space="0" w:sz="6" w:val="single"/>
+            </w:tcBorders>
+            <w:shd w:fill="2e75b6" w:val="clear"/>
+            <w:tcMar>
+              <w:top w:w="80.0" w:type="dxa"/>
+              <w:left w:w="120.0" w:type="dxa"/>
+              <w:bottom w:w="80.0" w:type="dxa"/>
+              <w:right w:w="120.0" w:type="dxa"/>
+            </w:tcMar>
+          </w:tcPr>
+          <w:p>
+            <w:pPr>
+              <w:spacing w:after="160" w:before="240" w:lineRule="auto"/>
+              <w:jc w:val="both"/>
+              <w:rPr>
+                <w:b w:val="1"/>
+                <w:bCs w:val="1"/>
+                <w:color w:val="ffffff"/>
+                <w:sz w:val="20"/>
+                <w:szCs w:val="20"/>
+              </w:rPr>
+            </w:pPr>
+            <w:r>
+              <w:rPr>
+                <w:b w:val="1"/>
+                <w:bCs w:val="1"/>
+                <w:color w:val="ffffff"/>
+                <w:sz w:val="20"/>
+                <w:szCs w:val="20"/>
+                <w:rtl w:val="0"/>
+              </w:rPr>
+              <w:t xml:space="preserve">Key Observation</w:t>
+            </w:r>
+          </w:p>
+        </w:tc>
+      </w:tr>
+      <w:tr>
+        <w:trPr>
+          <w:cantSplit w:val="0"/>
+          <w:trHeight w:val="585" w:hRule="atLeast"/>
+          <w:tblHeader w:val="0"/>
+        </w:trPr>
+        <w:tc>
+          <w:tcPr>
+            <w:tcBorders>
+              <w:top w:color="cccccc" w:space="0" w:sz="6" w:val="single"/>
+              <w:left w:color="cccccc" w:space="0" w:sz="6" w:val="single"/>
+              <w:bottom w:color="cccccc" w:space="0" w:sz="6" w:val="single"/>
+              <w:right w:color="cccccc" w:space="0" w:sz="6" w:val="single"/>
+            </w:tcBorders>
+            <w:shd w:fill="f2f7fc" w:val="clear"/>
+            <w:tcMar>
+              <w:top w:w="80.0" w:type="dxa"/>
+              <w:left w:w="120.0" w:type="dxa"/>
+              <w:bottom w:w="80.0" w:type="dxa"/>
+              <w:right w:w="120.0" w:type="dxa"/>
+            </w:tcMar>
+          </w:tcPr>
+          <w:p>
+            <w:pPr>
+              <w:spacing w:line="240" w:lineRule="auto"/>
+              <w:rPr>
+                <w:sz w:val="20"/>
+                <w:szCs w:val="20"/>
+              </w:rPr>
+            </w:pPr>
+            <w:r>
+              <w:rPr>
+                <w:sz w:val="20"/>
+                <w:szCs w:val="20"/>
+                <w:rtl w:val="0"/>
+              </w:rPr>
+              <w:t xml:space="preserve">Mean baseline</w:t>
+            </w:r>
+          </w:p>
+        </w:tc>
+        <w:tc>
+          <w:tcPr>
+            <w:tcBorders>
+              <w:top w:color="cccccc" w:space="0" w:sz="6" w:val="single"/>
+              <w:left w:color="cccccc" w:space="0" w:sz="6" w:val="single"/>
+              <w:bottom w:color="cccccc" w:space="0" w:sz="6" w:val="single"/>
+              <w:right w:color="cccccc" w:space="0" w:sz="6" w:val="single"/>
+            </w:tcBorders>
+            <w:shd w:fill="f2f7fc" w:val="clear"/>
+            <w:tcMar>
+              <w:top w:w="80.0" w:type="dxa"/>
+              <w:left w:w="120.0" w:type="dxa"/>
+              <w:bottom w:w="80.0" w:type="dxa"/>
+              <w:right w:w="120.0" w:type="dxa"/>
+            </w:tcMar>
+          </w:tcPr>
+          <w:p>
+            <w:pPr>
+              <w:spacing w:line="240" w:lineRule="auto"/>
+              <w:rPr>
+                <w:sz w:val="20"/>
+                <w:szCs w:val="20"/>
+              </w:rPr>
+            </w:pPr>
+            <w:r>
+              <w:rPr>
+                <w:sz w:val="20"/>
+                <w:szCs w:val="20"/>
+                <w:rtl w:val="0"/>
+              </w:rPr>
+              <w:t xml:space="preserve">Option A (District)</w:t>
+            </w:r>
+          </w:p>
+        </w:tc>
+        <w:tc>
+          <w:tcPr>
+            <w:tcBorders>
+              <w:top w:color="cccccc" w:space="0" w:sz="6" w:val="single"/>
+              <w:left w:color="cccccc" w:space="0" w:sz="6" w:val="single"/>
+              <w:bottom w:color="cccccc" w:space="0" w:sz="6" w:val="single"/>
+              <w:right w:color="cccccc" w:space="0" w:sz="6" w:val="single"/>
+            </w:tcBorders>
+            <w:shd w:fill="f2f7fc" w:val="clear"/>
+            <w:tcMar>
+              <w:top w:w="80.0" w:type="dxa"/>
+              <w:left w:w="120.0" w:type="dxa"/>
+              <w:bottom w:w="80.0" w:type="dxa"/>
+              <w:right w:w="120.0" w:type="dxa"/>
+            </w:tcMar>
+          </w:tcPr>
+          <w:p>
+            <w:pPr>
+              <w:spacing w:line="240" w:lineRule="auto"/>
+              <w:rPr>
+                <w:sz w:val="20"/>
+                <w:szCs w:val="20"/>
+              </w:rPr>
+            </w:pPr>
+            <w:r>
+              <w:rPr>
+                <w:sz w:val="20"/>
+                <w:szCs w:val="20"/>
+                <w:rtl w:val="0"/>
+              </w:rPr>
+              <w:t xml:space="preserve">-</w:t>
+            </w:r>
+          </w:p>
+        </w:tc>
+        <w:tc>
+          <w:tcPr>
+            <w:tcBorders>
+              <w:top w:color="cccccc" w:space="0" w:sz="6" w:val="single"/>
+              <w:left w:color="cccccc" w:space="0" w:sz="6" w:val="single"/>
+              <w:bottom w:color="cccccc" w:space="0" w:sz="6" w:val="single"/>
+              <w:right w:color="cccccc" w:space="0" w:sz="6" w:val="single"/>
+            </w:tcBorders>
+            <w:shd w:fill="f2f7fc" w:val="clear"/>
+            <w:tcMar>
+              <w:top w:w="80.0" w:type="dxa"/>
+              <w:left w:w="120.0" w:type="dxa"/>
+              <w:bottom w:w="80.0" w:type="dxa"/>
+              <w:right w:w="120.0" w:type="dxa"/>
+            </w:tcMar>
+          </w:tcPr>
+          <w:p>
+            <w:pPr>
+              <w:spacing w:line="240" w:lineRule="auto"/>
+              <w:rPr>
+                <w:sz w:val="20"/>
+                <w:szCs w:val="20"/>
+              </w:rPr>
+            </w:pPr>
+            <w:r>
+              <w:rPr>
+                <w:sz w:val="20"/>
+                <w:szCs w:val="20"/>
+                <w:rtl w:val="0"/>
+              </w:rPr>
+              <w:t xml:space="preserve">-</w:t>
+            </w:r>
+          </w:p>
+        </w:tc>
+        <w:tc>
+          <w:tcPr>
+            <w:tcBorders>
+              <w:top w:color="cccccc" w:space="0" w:sz="6" w:val="single"/>
+              <w:left w:color="cccccc" w:space="0" w:sz="6" w:val="single"/>
+              <w:bottom w:color="cccccc" w:space="0" w:sz="6" w:val="single"/>
+              <w:right w:color="cccccc" w:space="0" w:sz="6" w:val="single"/>
+            </w:tcBorders>
+            <w:shd w:fill="f2f7fc" w:val="clear"/>
+            <w:tcMar>
+              <w:top w:w="80.0" w:type="dxa"/>
+              <w:left w:w="120.0" w:type="dxa"/>
+              <w:bottom w:w="80.0" w:type="dxa"/>
+              <w:right w:w="120.0" w:type="dxa"/>
+            </w:tcMar>
+          </w:tcPr>
+          <w:p>
+            <w:pPr>
+              <w:spacing w:line="240" w:lineRule="auto"/>
+              <w:rPr>
+                <w:sz w:val="20"/>
+                <w:szCs w:val="20"/>
+              </w:rPr>
+            </w:pPr>
+            <w:r>
+              <w:rPr>
+                <w:sz w:val="20"/>
+                <w:szCs w:val="20"/>
+                <w:rtl w:val="0"/>
+              </w:rPr>
+              <w:t xml:space="preserve">3.74</w:t>
+            </w:r>
+          </w:p>
+        </w:tc>
+        <w:tc>
+          <w:tcPr>
+            <w:tcBorders>
+              <w:top w:color="cccccc" w:space="0" w:sz="6" w:val="single"/>
+              <w:left w:color="cccccc" w:space="0" w:sz="6" w:val="single"/>
+              <w:bottom w:color="cccccc" w:space="0" w:sz="6" w:val="single"/>
+              <w:right w:color="cccccc" w:space="0" w:sz="6" w:val="single"/>
+            </w:tcBorders>
+            <w:shd w:fill="f2f7fc" w:val="clear"/>
+            <w:tcMar>
+              <w:top w:w="80.0" w:type="dxa"/>
+              <w:left w:w="120.0" w:type="dxa"/>
+              <w:bottom w:w="80.0" w:type="dxa"/>
+              <w:right w:w="120.0" w:type="dxa"/>
+            </w:tcMar>
+          </w:tcPr>
+          <w:p>
+            <w:pPr>
+              <w:spacing w:line="240" w:lineRule="auto"/>
+              <w:rPr>
+                <w:sz w:val="20"/>
+                <w:szCs w:val="20"/>
+              </w:rPr>
+            </w:pPr>
+            <w:r>
+              <w:rPr>
+                <w:sz w:val="20"/>
+                <w:szCs w:val="20"/>
+                <w:rtl w:val="0"/>
+              </w:rPr>
+              <w:t xml:space="preserve">Trivial predictor</w:t>
+            </w:r>
+          </w:p>
+        </w:tc>
+      </w:tr>
+      <w:tr>
+        <w:trPr>
+          <w:cantSplit w:val="0"/>
+          <w:trHeight w:val="585" w:hRule="atLeast"/>
+          <w:tblHeader w:val="0"/>
+        </w:trPr>
+        <w:tc>
+          <w:tcPr>
+            <w:tcBorders>
+              <w:top w:color="cccccc" w:space="0" w:sz="6" w:val="single"/>
+              <w:left w:color="cccccc" w:space="0" w:sz="6" w:val="single"/>
+              <w:bottom w:color="cccccc" w:space="0" w:sz="6" w:val="single"/>
+              <w:right w:color="cccccc" w:space="0" w:sz="6" w:val="single"/>
+            </w:tcBorders>
+            <w:shd w:fill="ffffff" w:val="clear"/>
+            <w:tcMar>
+              <w:top w:w="80.0" w:type="dxa"/>
+              <w:left w:w="120.0" w:type="dxa"/>
+              <w:bottom w:w="80.0" w:type="dxa"/>
+              <w:right w:w="120.0" w:type="dxa"/>
+            </w:tcMar>
+          </w:tcPr>
+          <w:p>
+            <w:pPr>
+              <w:spacing w:line="240" w:lineRule="auto"/>
+              <w:rPr>
+                <w:sz w:val="20"/>
+                <w:szCs w:val="20"/>
+              </w:rPr>
+            </w:pPr>
+            <w:r>
+              <w:rPr>
+                <w:sz w:val="20"/>
+                <w:szCs w:val="20"/>
+                <w:rtl w:val="0"/>
+              </w:rPr>
+              <w:t xml:space="preserve">Linear Regression</w:t>
+            </w:r>
+          </w:p>
+        </w:tc>
+        <w:tc>
+          <w:tcPr>
+            <w:tcBorders>
+              <w:top w:color="cccccc" w:space="0" w:sz="6" w:val="single"/>
+              <w:left w:color="cccccc" w:space="0" w:sz="6" w:val="single"/>
+              <w:bottom w:color="cccccc" w:space="0" w:sz="6" w:val="single"/>
+              <w:right w:color="cccccc" w:space="0" w:sz="6" w:val="single"/>
+            </w:tcBorders>
+            <w:shd w:fill="ffffff" w:val="clear"/>
+            <w:tcMar>
+              <w:top w:w="80.0" w:type="dxa"/>
+              <w:left w:w="120.0" w:type="dxa"/>
+              <w:bottom w:w="80.0" w:type="dxa"/>
+              <w:right w:w="120.0" w:type="dxa"/>
+            </w:tcMar>
+          </w:tcPr>
+          <w:p>
+            <w:pPr>
+              <w:spacing w:line="240" w:lineRule="auto"/>
+              <w:rPr>
+                <w:sz w:val="20"/>
+                <w:szCs w:val="20"/>
+              </w:rPr>
+            </w:pPr>
+            <w:r>
+              <w:rPr>
+                <w:sz w:val="20"/>
+                <w:szCs w:val="20"/>
+                <w:rtl w:val="0"/>
+              </w:rPr>
+              <w:t xml:space="preserve">Option A (District)</w:t>
+            </w:r>
+          </w:p>
+        </w:tc>
+        <w:tc>
+          <w:tcPr>
+            <w:tcBorders>
+              <w:top w:color="cccccc" w:space="0" w:sz="6" w:val="single"/>
+              <w:left w:color="cccccc" w:space="0" w:sz="6" w:val="single"/>
+              <w:bottom w:color="cccccc" w:space="0" w:sz="6" w:val="single"/>
+              <w:right w:color="cccccc" w:space="0" w:sz="6" w:val="single"/>
+            </w:tcBorders>
+            <w:shd w:fill="ffffff" w:val="clear"/>
+            <w:tcMar>
+              <w:top w:w="80.0" w:type="dxa"/>
+              <w:left w:w="120.0" w:type="dxa"/>
+              <w:bottom w:w="80.0" w:type="dxa"/>
+              <w:right w:w="120.0" w:type="dxa"/>
+            </w:tcMar>
+          </w:tcPr>
+          <w:p>
+            <w:pPr>
+              <w:spacing w:line="240" w:lineRule="auto"/>
+              <w:rPr>
+                <w:sz w:val="20"/>
+                <w:szCs w:val="20"/>
+              </w:rPr>
+            </w:pPr>
+            <w:r>
+              <w:rPr>
+                <w:sz w:val="20"/>
+                <w:szCs w:val="20"/>
+                <w:rtl w:val="0"/>
+              </w:rPr>
+              <w:t xml:space="preserve">~0.01</w:t>
+            </w:r>
+          </w:p>
+        </w:tc>
+        <w:tc>
+          <w:tcPr>
+            <w:tcBorders>
+              <w:top w:color="cccccc" w:space="0" w:sz="6" w:val="single"/>
+              <w:left w:color="cccccc" w:space="0" w:sz="6" w:val="single"/>
+              <w:bottom w:color="cccccc" w:space="0" w:sz="6" w:val="single"/>
+              <w:right w:color="cccccc" w:space="0" w:sz="6" w:val="single"/>
+            </w:tcBorders>
+            <w:shd w:fill="ffffff" w:val="clear"/>
+            <w:tcMar>
+              <w:top w:w="80.0" w:type="dxa"/>
+              <w:left w:w="120.0" w:type="dxa"/>
+              <w:bottom w:w="80.0" w:type="dxa"/>
+              <w:right w:w="120.0" w:type="dxa"/>
+            </w:tcMar>
+          </w:tcPr>
+          <w:p>
+            <w:pPr>
+              <w:spacing w:line="240" w:lineRule="auto"/>
+              <w:rPr>
+                <w:sz w:val="20"/>
+                <w:szCs w:val="20"/>
+              </w:rPr>
+            </w:pPr>
+            <w:r>
+              <w:rPr>
+                <w:sz w:val="20"/>
+                <w:szCs w:val="20"/>
+                <w:rtl w:val="0"/>
+              </w:rPr>
+              <w:t xml:space="preserve">~0.01(Test)</w:t>
+            </w:r>
+          </w:p>
+        </w:tc>
+        <w:tc>
+          <w:tcPr>
+            <w:tcBorders>
+              <w:top w:color="cccccc" w:space="0" w:sz="6" w:val="single"/>
+              <w:left w:color="cccccc" w:space="0" w:sz="6" w:val="single"/>
+              <w:bottom w:color="cccccc" w:space="0" w:sz="6" w:val="single"/>
+              <w:right w:color="cccccc" w:space="0" w:sz="6" w:val="single"/>
+            </w:tcBorders>
+            <w:shd w:fill="ffffff" w:val="clear"/>
+            <w:tcMar>
+              <w:top w:w="80.0" w:type="dxa"/>
+              <w:left w:w="120.0" w:type="dxa"/>
+              <w:bottom w:w="80.0" w:type="dxa"/>
+              <w:right w:w="120.0" w:type="dxa"/>
+            </w:tcMar>
+          </w:tcPr>
+          <w:p>
+            <w:pPr>
+              <w:spacing w:line="240" w:lineRule="auto"/>
+              <w:rPr>
+                <w:sz w:val="20"/>
+                <w:szCs w:val="20"/>
+              </w:rPr>
+            </w:pPr>
+            <w:r>
+              <w:rPr>
+                <w:sz w:val="20"/>
+                <w:szCs w:val="20"/>
+                <w:rtl w:val="0"/>
+              </w:rPr>
+              <w:t xml:space="preserve">8.25</w:t>
+            </w:r>
+          </w:p>
+        </w:tc>
+        <w:tc>
+          <w:tcPr>
+            <w:tcBorders>
+              <w:top w:color="cccccc" w:space="0" w:sz="6" w:val="single"/>
+              <w:left w:color="cccccc" w:space="0" w:sz="6" w:val="single"/>
+              <w:bottom w:color="cccccc" w:space="0" w:sz="6" w:val="single"/>
+              <w:right w:color="cccccc" w:space="0" w:sz="6" w:val="single"/>
+            </w:tcBorders>
+            <w:shd w:fill="ffffff" w:val="clear"/>
+            <w:tcMar>
+              <w:top w:w="80.0" w:type="dxa"/>
+              <w:left w:w="120.0" w:type="dxa"/>
+              <w:bottom w:w="80.0" w:type="dxa"/>
+              <w:right w:w="120.0" w:type="dxa"/>
+            </w:tcMar>
+          </w:tcPr>
+          <w:p>
+            <w:pPr>
+              <w:spacing w:line="240" w:lineRule="auto"/>
+              <w:rPr>
+                <w:sz w:val="20"/>
+                <w:szCs w:val="20"/>
+              </w:rPr>
+            </w:pPr>
+            <w:r>
+              <w:rPr>
+                <w:sz w:val="20"/>
+                <w:szCs w:val="20"/>
+                <w:rtl w:val="0"/>
+              </w:rPr>
+              <w:t xml:space="preserve">No improvement over baseline</w:t>
+            </w:r>
+          </w:p>
+        </w:tc>
+      </w:tr>
+      <w:tr>
+        <w:trPr>
+          <w:cantSplit w:val="0"/>
+          <w:trHeight w:val="780" w:hRule="atLeast"/>
+          <w:tblHeader w:val="0"/>
+        </w:trPr>
+        <w:tc>
+          <w:tcPr>
+            <w:tcBorders>
+              <w:top w:color="cccccc" w:space="0" w:sz="6" w:val="single"/>
+              <w:left w:color="cccccc" w:space="0" w:sz="6" w:val="single"/>
+              <w:bottom w:color="cccccc" w:space="0" w:sz="6" w:val="single"/>
+              <w:right w:color="cccccc" w:space="0" w:sz="6" w:val="single"/>
+            </w:tcBorders>
+            <w:shd w:fill="f2f7fc" w:val="clear"/>
+            <w:tcMar>
+              <w:top w:w="80.0" w:type="dxa"/>
+              <w:left w:w="120.0" w:type="dxa"/>
+              <w:bottom w:w="80.0" w:type="dxa"/>
+              <w:right w:w="120.0" w:type="dxa"/>
+            </w:tcMar>
+          </w:tcPr>
+          <w:p>
+            <w:pPr>
+              <w:spacing w:line="240" w:lineRule="auto"/>
+              <w:rPr>
+                <w:sz w:val="20"/>
+                <w:szCs w:val="20"/>
+              </w:rPr>
+            </w:pPr>
+            <w:r>
+              <w:rPr>
+                <w:sz w:val="20"/>
+                <w:szCs w:val="20"/>
+                <w:rtl w:val="0"/>
+              </w:rPr>
+              <w:t xml:space="preserve">Random Forest</w:t>
+            </w:r>
+          </w:p>
+        </w:tc>
+        <w:tc>
+          <w:tcPr>
+            <w:tcBorders>
+              <w:top w:color="cccccc" w:space="0" w:sz="6" w:val="single"/>
+              <w:left w:color="cccccc" w:space="0" w:sz="6" w:val="single"/>
+              <w:bottom w:color="cccccc" w:space="0" w:sz="6" w:val="single"/>
+              <w:right w:color="cccccc" w:space="0" w:sz="6" w:val="single"/>
+            </w:tcBorders>
+            <w:shd w:fill="f2f7fc" w:val="clear"/>
+            <w:tcMar>
+              <w:top w:w="80.0" w:type="dxa"/>
+              <w:left w:w="120.0" w:type="dxa"/>
+              <w:bottom w:w="80.0" w:type="dxa"/>
+              <w:right w:w="120.0" w:type="dxa"/>
+            </w:tcMar>
+          </w:tcPr>
+          <w:p>
+            <w:pPr>
+              <w:spacing w:line="240" w:lineRule="auto"/>
+              <w:rPr>
+                <w:sz w:val="20"/>
+                <w:szCs w:val="20"/>
+              </w:rPr>
+            </w:pPr>
+            <w:r>
+              <w:rPr>
+                <w:sz w:val="20"/>
+                <w:szCs w:val="20"/>
+                <w:rtl w:val="0"/>
+              </w:rPr>
+              <w:t xml:space="preserve">Option A (District)</w:t>
+            </w:r>
+          </w:p>
+        </w:tc>
+        <w:tc>
+          <w:tcPr>
+            <w:tcBorders>
+              <w:top w:color="cccccc" w:space="0" w:sz="6" w:val="single"/>
+              <w:left w:color="cccccc" w:space="0" w:sz="6" w:val="single"/>
+              <w:bottom w:color="cccccc" w:space="0" w:sz="6" w:val="single"/>
+              <w:right w:color="cccccc" w:space="0" w:sz="6" w:val="single"/>
+            </w:tcBorders>
+            <w:shd w:fill="f2f7fc" w:val="clear"/>
+            <w:tcMar>
+              <w:top w:w="80.0" w:type="dxa"/>
+              <w:left w:w="120.0" w:type="dxa"/>
+              <w:bottom w:w="80.0" w:type="dxa"/>
+              <w:right w:w="120.0" w:type="dxa"/>
+            </w:tcMar>
+          </w:tcPr>
+          <w:p>
+            <w:pPr>
+              <w:spacing w:line="240" w:lineRule="auto"/>
+              <w:rPr>
+                <w:sz w:val="20"/>
+                <w:szCs w:val="20"/>
+              </w:rPr>
+            </w:pPr>
+            <w:r>
+              <w:rPr>
+                <w:sz w:val="20"/>
+                <w:szCs w:val="20"/>
+                <w:rtl w:val="0"/>
+              </w:rPr>
+              <w:t xml:space="preserve">0.17</w:t>
+            </w:r>
+          </w:p>
+        </w:tc>
+        <w:tc>
+          <w:tcPr>
+            <w:tcBorders>
+              <w:top w:color="cccccc" w:space="0" w:sz="6" w:val="single"/>
+              <w:left w:color="cccccc" w:space="0" w:sz="6" w:val="single"/>
+              <w:bottom w:color="cccccc" w:space="0" w:sz="6" w:val="single"/>
+              <w:right w:color="cccccc" w:space="0" w:sz="6" w:val="single"/>
+            </w:tcBorders>
+            <w:shd w:fill="f2f7fc" w:val="clear"/>
+            <w:tcMar>
+              <w:top w:w="80.0" w:type="dxa"/>
+              <w:left w:w="120.0" w:type="dxa"/>
+              <w:bottom w:w="80.0" w:type="dxa"/>
+              <w:right w:w="120.0" w:type="dxa"/>
+            </w:tcMar>
+          </w:tcPr>
+          <w:p>
+            <w:pPr>
+              <w:spacing w:line="240" w:lineRule="auto"/>
+              <w:rPr>
+                <w:sz w:val="20"/>
+                <w:szCs w:val="20"/>
+              </w:rPr>
+            </w:pPr>
+            <w:r>
+              <w:rPr>
+                <w:sz w:val="20"/>
+                <w:szCs w:val="20"/>
+                <w:rtl w:val="0"/>
+              </w:rPr>
+              <w:t xml:space="preserve">~0.00(Test)</w:t>
+            </w:r>
+          </w:p>
+        </w:tc>
+        <w:tc>
+          <w:tcPr>
+            <w:tcBorders>
+              <w:top w:color="cccccc" w:space="0" w:sz="6" w:val="single"/>
+              <w:left w:color="cccccc" w:space="0" w:sz="6" w:val="single"/>
+              <w:bottom w:color="cccccc" w:space="0" w:sz="6" w:val="single"/>
+              <w:right w:color="cccccc" w:space="0" w:sz="6" w:val="single"/>
+            </w:tcBorders>
+            <w:shd w:fill="f2f7fc" w:val="clear"/>
+            <w:tcMar>
+              <w:top w:w="80.0" w:type="dxa"/>
+              <w:left w:w="120.0" w:type="dxa"/>
+              <w:bottom w:w="80.0" w:type="dxa"/>
+              <w:right w:w="120.0" w:type="dxa"/>
+            </w:tcMar>
+          </w:tcPr>
+          <w:p>
+            <w:pPr>
+              <w:spacing w:line="240" w:lineRule="auto"/>
+              <w:rPr>
+                <w:sz w:val="20"/>
+                <w:szCs w:val="20"/>
+              </w:rPr>
+            </w:pPr>
+            <w:r>
+              <w:rPr>
+                <w:sz w:val="20"/>
+                <w:szCs w:val="20"/>
+                <w:rtl w:val="0"/>
+              </w:rPr>
+              <w:t xml:space="preserve">-</w:t>
+            </w:r>
+          </w:p>
+        </w:tc>
+        <w:tc>
+          <w:tcPr>
+            <w:tcBorders>
+              <w:top w:color="cccccc" w:space="0" w:sz="6" w:val="single"/>
+              <w:left w:color="cccccc" w:space="0" w:sz="6" w:val="single"/>
+              <w:bottom w:color="cccccc" w:space="0" w:sz="6" w:val="single"/>
+              <w:right w:color="cccccc" w:space="0" w:sz="6" w:val="single"/>
+            </w:tcBorders>
+            <w:shd w:fill="f2f7fc" w:val="clear"/>
+            <w:tcMar>
+              <w:top w:w="80.0" w:type="dxa"/>
+              <w:left w:w="120.0" w:type="dxa"/>
+              <w:bottom w:w="80.0" w:type="dxa"/>
+              <w:right w:w="120.0" w:type="dxa"/>
+            </w:tcMar>
+          </w:tcPr>
+          <w:p>
+            <w:pPr>
+              <w:spacing w:line="240" w:lineRule="auto"/>
+              <w:rPr>
+                <w:sz w:val="20"/>
+                <w:szCs w:val="20"/>
+              </w:rPr>
+            </w:pPr>
+            <w:r>
+              <w:rPr>
+                <w:sz w:val="20"/>
+                <w:szCs w:val="20"/>
+                <w:rtl w:val="0"/>
+              </w:rPr>
+              <w:t xml:space="preserve">Severe overfitting</w:t>
+            </w:r>
+          </w:p>
+        </w:tc>
+      </w:tr>
+      <w:tr>
+        <w:trPr>
+          <w:cantSplit w:val="0"/>
+          <w:trHeight w:val="255" w:hRule="atLeast"/>
+          <w:tblHeader w:val="0"/>
+        </w:trPr>
+        <w:tc>
+          <w:tcPr>
+            <w:tcBorders>
+              <w:top w:color="cccccc" w:space="0" w:sz="6" w:val="single"/>
+              <w:left w:color="cccccc" w:space="0" w:sz="6" w:val="single"/>
+              <w:bottom w:color="cccccc" w:space="0" w:sz="6" w:val="single"/>
+              <w:right w:color="cccccc" w:space="0" w:sz="6" w:val="single"/>
+            </w:tcBorders>
+            <w:shd w:fill="ffffff" w:val="clear"/>
+            <w:tcMar>
+              <w:top w:w="80.0" w:type="dxa"/>
+              <w:left w:w="120.0" w:type="dxa"/>
+              <w:bottom w:w="80.0" w:type="dxa"/>
+              <w:right w:w="120.0" w:type="dxa"/>
+            </w:tcMar>
+          </w:tcPr>
+          <w:p>
+            <w:pPr>
+              <w:spacing w:line="240" w:lineRule="auto"/>
+              <w:rPr>
+                <w:sz w:val="20"/>
+                <w:szCs w:val="20"/>
+              </w:rPr>
+            </w:pPr>
+            <w:r>
+              <w:rPr>
+                <w:sz w:val="20"/>
+                <w:szCs w:val="20"/>
+                <w:rtl w:val="0"/>
+              </w:rPr>
+              <w:t xml:space="preserve">Linear Regression</w:t>
+            </w:r>
+          </w:p>
+        </w:tc>
+        <w:tc>
+          <w:tcPr>
+            <w:tcBorders>
+              <w:top w:color="cccccc" w:space="0" w:sz="6" w:val="single"/>
+              <w:left w:color="cccccc" w:space="0" w:sz="6" w:val="single"/>
+              <w:bottom w:color="cccccc" w:space="0" w:sz="6" w:val="single"/>
+              <w:right w:color="cccccc" w:space="0" w:sz="6" w:val="single"/>
+            </w:tcBorders>
+            <w:shd w:fill="ffffff" w:val="clear"/>
+            <w:tcMar>
+              <w:top w:w="80.0" w:type="dxa"/>
+              <w:left w:w="120.0" w:type="dxa"/>
+              <w:bottom w:w="80.0" w:type="dxa"/>
+              <w:right w:w="120.0" w:type="dxa"/>
+            </w:tcMar>
+          </w:tcPr>
+          <w:p>
+            <w:pPr>
+              <w:spacing w:line="240" w:lineRule="auto"/>
+              <w:rPr>
+                <w:sz w:val="20"/>
+                <w:szCs w:val="20"/>
+              </w:rPr>
+            </w:pPr>
+            <w:r>
+              <w:rPr>
+                <w:sz w:val="20"/>
+                <w:szCs w:val="20"/>
+                <w:rtl w:val="0"/>
+              </w:rPr>
+              <w:t xml:space="preserve">Option B (State)</w:t>
+            </w:r>
+          </w:p>
+        </w:tc>
+        <w:tc>
+          <w:tcPr>
+            <w:tcBorders>
+              <w:top w:color="cccccc" w:space="0" w:sz="6" w:val="single"/>
+              <w:left w:color="cccccc" w:space="0" w:sz="6" w:val="single"/>
+              <w:bottom w:color="cccccc" w:space="0" w:sz="6" w:val="single"/>
+              <w:right w:color="cccccc" w:space="0" w:sz="6" w:val="single"/>
+            </w:tcBorders>
+            <w:tcMar>
+              <w:top w:w="80.0" w:type="dxa"/>
+              <w:left w:w="120.0" w:type="dxa"/>
+              <w:bottom w:w="80.0" w:type="dxa"/>
+              <w:right w:w="120.0" w:type="dxa"/>
+            </w:tcMar>
+          </w:tcPr>
+          <w:p>
+            <w:pPr>
+              <w:spacing w:line="240" w:lineRule="auto"/>
+              <w:rPr>
+                <w:sz w:val="20"/>
+                <w:szCs w:val="20"/>
+              </w:rPr>
+            </w:pPr>
+            <w:r>
+              <w:rPr>
+                <w:sz w:val="20"/>
+                <w:szCs w:val="20"/>
+                <w:rtl w:val="0"/>
+              </w:rPr>
+              <w:t xml:space="preserve">-</w:t>
+            </w:r>
+          </w:p>
+        </w:tc>
+        <w:tc>
+          <w:tcPr>
+            <w:tcBorders>
+              <w:top w:color="cccccc" w:space="0" w:sz="6" w:val="single"/>
+              <w:left w:color="cccccc" w:space="0" w:sz="6" w:val="single"/>
+              <w:bottom w:color="cccccc" w:space="0" w:sz="6" w:val="single"/>
+              <w:right w:color="cccccc" w:space="0" w:sz="6" w:val="single"/>
+            </w:tcBorders>
+            <w:tcMar>
+              <w:top w:w="80.0" w:type="dxa"/>
+              <w:left w:w="120.0" w:type="dxa"/>
+              <w:bottom w:w="80.0" w:type="dxa"/>
+              <w:right w:w="120.0" w:type="dxa"/>
+            </w:tcMar>
+          </w:tcPr>
+          <w:p>
+            <w:pPr>
+              <w:spacing w:line="240" w:lineRule="auto"/>
+              <w:rPr>
+                <w:sz w:val="20"/>
+                <w:szCs w:val="20"/>
+              </w:rPr>
+            </w:pPr>
+            <w:r>
+              <w:rPr>
+                <w:sz w:val="20"/>
+                <w:szCs w:val="20"/>
+                <w:rtl w:val="0"/>
+              </w:rPr>
+              <w:t xml:space="preserve">0.19 (in-sample)</w:t>
+            </w:r>
+          </w:p>
+        </w:tc>
+        <w:tc>
+          <w:tcPr>
+            <w:tcBorders>
+              <w:top w:color="cccccc" w:space="0" w:sz="6" w:val="single"/>
+              <w:left w:color="cccccc" w:space="0" w:sz="6" w:val="single"/>
+              <w:bottom w:color="cccccc" w:space="0" w:sz="6" w:val="single"/>
+              <w:right w:color="cccccc" w:space="0" w:sz="6" w:val="single"/>
+            </w:tcBorders>
+            <w:tcMar>
+              <w:top w:w="80.0" w:type="dxa"/>
+              <w:left w:w="120.0" w:type="dxa"/>
+              <w:bottom w:w="80.0" w:type="dxa"/>
+              <w:right w:w="120.0" w:type="dxa"/>
+            </w:tcMar>
+          </w:tcPr>
+          <w:p>
+            <w:pPr>
+              <w:spacing w:line="240" w:lineRule="auto"/>
+              <w:rPr>
+                <w:sz w:val="20"/>
+                <w:szCs w:val="20"/>
+              </w:rPr>
+            </w:pPr>
+            <w:r>
+              <w:rPr>
+                <w:sz w:val="20"/>
+                <w:szCs w:val="20"/>
+                <w:rtl w:val="0"/>
+              </w:rPr>
+              <w:t xml:space="preserve">-</w:t>
+            </w:r>
+          </w:p>
+        </w:tc>
+        <w:tc>
+          <w:tcPr>
+            <w:tcBorders>
+              <w:top w:color="cccccc" w:space="0" w:sz="6" w:val="single"/>
+              <w:left w:color="cccccc" w:space="0" w:sz="6" w:val="single"/>
+              <w:bottom w:color="cccccc" w:space="0" w:sz="6" w:val="single"/>
+              <w:right w:color="cccccc" w:space="0" w:sz="6" w:val="single"/>
+            </w:tcBorders>
+            <w:tcMar>
+              <w:top w:w="80.0" w:type="dxa"/>
+              <w:left w:w="120.0" w:type="dxa"/>
+              <w:bottom w:w="80.0" w:type="dxa"/>
+              <w:right w:w="120.0" w:type="dxa"/>
+            </w:tcMar>
+          </w:tcPr>
+          <w:p>
+            <w:pPr>
+              <w:spacing w:line="240" w:lineRule="auto"/>
+              <w:rPr>
+                <w:sz w:val="20"/>
+                <w:szCs w:val="20"/>
+              </w:rPr>
+            </w:pPr>
+            <w:r>
+              <w:rPr>
+                <w:sz w:val="20"/>
+                <w:szCs w:val="20"/>
+                <w:rtl w:val="0"/>
+              </w:rPr>
+              <w:t xml:space="preserve">No comparable</w:t>
+            </w:r>
+          </w:p>
+        </w:tc>
+      </w:tr>
+    </w:tbl>
+    <w:p>
+      <w:pPr>
+        <w:spacing w:after="120" w:before="300" w:lineRule="auto"/>
+        <w:rPr>
+          <w:sz w:val="24"/>
+          <w:szCs w:val="24"/>
+        </w:rPr>
+      </w:pPr>
+      <w:r>
+        <w:rPr>
+          <w:b w:val="1"/>
+          <w:bCs w:val="1"/>
+          <w:rtl w:val="0"/>
+        </w:rPr>
+        <w:t xml:space="preserve">Table 4:</w:t>
+      </w:r>
+      <w:r>
+        <w:rPr>
+          <w:sz w:val="24"/>
+          <w:szCs w:val="24"/>
+          <w:rtl w:val="0"/>
+        </w:rPr>
+        <w:t xml:space="preserve"> Regression Results</w:t>
+      </w:r>
+    </w:p>
+    <w:p>
+      <w:pPr>
+        <w:spacing w:after="120" w:before="300" w:lineRule="auto"/>
+        <w:rPr>
+          <w:sz w:val="24"/>
+          <w:szCs w:val="24"/>
+        </w:rPr>
+      </w:pPr>
+      <w:r>
+        <w:rPr>
+          <w:sz w:val="24"/>
+          <w:szCs w:val="24"/>
+          <w:rtl w:val="0"/>
+        </w:rPr>
+        <w:t xml:space="preserve">Overall, results across all models consistently indicate that county-level socioeconomic variables alone have limited predictive power for district-level dropout variation.   </w:t>
+      </w:r>
+    </w:p>
+    <w:p>
+      <w:pPr>
+        <w:spacing w:after="120" w:before="300" w:lineRule="auto"/>
+        <w:rPr>
+          <w:sz w:val="24"/>
+          <w:szCs w:val="24"/>
+        </w:rPr>
+      </w:pPr>
+      <w:r>
+        <w:rPr>
+          <w:sz w:val="24"/>
+          <w:szCs w:val="24"/>
+          <w:rtl w:val="0"/>
+        </w:rPr>
+        <w:t xml:space="preserve">The coefficient values for the state-level baseline model are shown below. The poverty rate had a value of 0.08, the median income had a value of -0.06, and the bachelor's degree rate had a value of -0.01 for the state-level analysis. The regression results indicate that the poverty rate had the largest impact of these three variables, but the overall effect size was minimal. </w:t>
+      </w:r>
+    </w:p>
+    <w:p>
+      <w:pPr>
+        <w:spacing w:after="120" w:before="300" w:lineRule="auto"/>
+        <w:rPr>
+          <w:sz w:val="24"/>
+          <w:szCs w:val="24"/>
+        </w:rPr>
+      </w:pPr>
+      <w:r>
+        <w:rPr>
+          <w:sz w:val="24"/>
+          <w:szCs w:val="24"/>
+          <w:rtl w:val="0"/>
+        </w:rPr>
+        <w:t xml:space="preserve">The last two figures below are the heatmap and the scatter plots for the state-level analysis. The coefficient values for this level of granularity were slightly more stable than at the district level, but remain weak overall. At this level, the poverty rate and median income show a weak association with dropout rate. The bachelor's degree rate shows a weak to at most moderate association.  </w:t>
+      </w:r>
+    </w:p>
+    <w:p>
+      <w:pPr>
+        <w:spacing w:after="120" w:before="300" w:lineRule="auto"/>
+        <w:rPr>
+          <w:sz w:val="24"/>
+          <w:szCs w:val="24"/>
+        </w:rPr>
+      </w:pPr>
+      <w:r>
+        <w:rPr>
+          <w:sz w:val="24"/>
+          <w:szCs w:val="24"/>
+          <w:rtl w:val="0"/>
+        </w:rPr>
+        <w:t xml:space="preserve">Overall, these results show a weak relationship between the poverty rate, median income, and bachelor's degree rate to the dropout rate at the state level, and do not indicate strong predictive power. </w:t>
       </w:r>
     </w:p>
     <w:p>
@@ -1948,14 +4845,14 @@
         </w:rPr>
         <w:drawing>
           <wp:inline distB="114300" distT="114300" distL="114300" distR="114300">
-            <wp:extent cx="4309110" cy="2900363"/>
+            <wp:extent cx="5224463" cy="3731759"/>
             <wp:effectExtent b="0" l="0" r="0" t="0"/>
-            <wp:docPr id="2" name="image1.png"/>
+            <wp:docPr id="3" name="image4.png"/>
             <a:graphic>
               <a:graphicData uri="http://schemas.openxmlformats.org/drawingml/2006/picture">
                 <pic:pic>
                   <pic:nvPicPr>
-                    <pic:cNvPr id="0" name="image1.png"/>
+                    <pic:cNvPr id="0" name="image4.png"/>
                     <pic:cNvPicPr preferRelativeResize="0"/>
                   </pic:nvPicPr>
                   <pic:blipFill>
@@ -1968,7 +4865,7 @@
                   <pic:spPr>
                     <a:xfrm>
                       <a:off x="0" y="0"/>
-                      <a:ext cx="4309110" cy="2900363"/>
+                      <a:ext cx="5224463" cy="3731759"/>
                     </a:xfrm>
                     <a:prstGeom prst="rect"/>
                     <a:ln/>
@@ -1988,6 +4885,31 @@
     <w:p>
       <w:pPr>
         <w:spacing w:after="120" w:before="300" w:lineRule="auto"/>
+        <w:rPr/>
+      </w:pPr>
+      <w:r>
+        <w:rPr>
+          <w:b w:val="1"/>
+          <w:bCs w:val="1"/>
+          <w:rtl w:val="0"/>
+        </w:rPr>
+        <w:t xml:space="preserve">Figure 1:</w:t>
+      </w:r>
+      <w:r>
+        <w:rPr>
+          <w:rtl w:val="0"/>
+        </w:rPr>
+        <w:t xml:space="preserve"> District-level heatmap</w:t>
+      </w:r>
+      <w:r>
+        <w:rPr>
+          <w:rtl w:val="0"/>
+        </w:rPr>
+      </w:r>
+    </w:p>
+    <w:p>
+      <w:pPr>
+        <w:spacing w:after="120" w:before="300" w:lineRule="auto"/>
         <w:rPr>
           <w:b w:val="1"/>
           <w:bCs w:val="1"/>
@@ -1998,22 +4920,56 @@
       </w:pPr>
       <w:r>
         <w:rPr>
+          <w:rtl w:val="0"/>
+        </w:rPr>
+      </w:r>
+    </w:p>
+    <w:p>
+      <w:pPr>
+        <w:spacing w:after="120" w:before="300" w:lineRule="auto"/>
+        <w:rPr>
           <w:b w:val="1"/>
           <w:bCs w:val="1"/>
           <w:color w:val="1f3864"/>
           <w:sz w:val="28"/>
           <w:szCs w:val="28"/>
         </w:rPr>
+      </w:pPr>
+      <w:r>
+        <w:rPr>
+          <w:rtl w:val="0"/>
+        </w:rPr>
+      </w:r>
+    </w:p>
+    <w:p>
+      <w:pPr>
+        <w:spacing w:after="120" w:before="300" w:lineRule="auto"/>
+        <w:rPr>
+          <w:b w:val="1"/>
+          <w:bCs w:val="1"/>
+          <w:color w:val="1f3864"/>
+          <w:sz w:val="28"/>
+          <w:szCs w:val="28"/>
+        </w:rPr>
+      </w:pPr>
+      <w:r>
+        <w:rPr>
+          <w:b w:val="1"/>
+          <w:bCs w:val="1"/>
+          <w:color w:val="1f3864"/>
+          <w:sz w:val="28"/>
+          <w:szCs w:val="28"/>
+        </w:rPr>
         <w:drawing>
           <wp:inline distB="114300" distT="114300" distL="114300" distR="114300">
-            <wp:extent cx="5943600" cy="2032000"/>
+            <wp:extent cx="6452676" cy="2150892"/>
             <wp:effectExtent b="0" l="0" r="0" t="0"/>
-            <wp:docPr id="1" name="image2.png"/>
+            <wp:docPr id="4" name="image3.png"/>
             <a:graphic>
               <a:graphicData uri="http://schemas.openxmlformats.org/drawingml/2006/picture">
                 <pic:pic>
                   <pic:nvPicPr>
-                    <pic:cNvPr id="0" name="image2.png"/>
+                    <pic:cNvPr id="0" name="image3.png"/>
                     <pic:cNvPicPr preferRelativeResize="0"/>
                   </pic:nvPicPr>
                   <pic:blipFill>
@@ -2026,7 +4982,7 @@
                   <pic:spPr>
                     <a:xfrm>
                       <a:off x="0" y="0"/>
-                      <a:ext cx="5943600" cy="2032000"/>
+                      <a:ext cx="6452676" cy="2150892"/>
                     </a:xfrm>
                     <a:prstGeom prst="rect"/>
                     <a:ln/>
@@ -2058,12 +5014,20 @@
         <w:rPr>
           <w:b w:val="1"/>
           <w:bCs w:val="1"/>
-          <w:color w:val="1f3864"/>
-          <w:sz w:val="28"/>
-          <w:szCs w:val="28"/>
-          <w:rtl w:val="0"/>
-        </w:rPr>
-        <w:t xml:space="preserve">5. Discussion &amp; Limitations</w:t>
+          <w:rtl w:val="0"/>
+        </w:rPr>
+        <w:t xml:space="preserve">Figure 2:</w:t>
+      </w:r>
+      <w:r>
+        <w:rPr>
+          <w:rtl w:val="0"/>
+        </w:rPr>
+        <w:t xml:space="preserve"> District-level scatter plots</w:t>
+      </w:r>
+      <w:r>
+        <w:rPr>
+          <w:rtl w:val="0"/>
+        </w:rPr>
       </w:r>
     </w:p>
     <w:p>
@@ -2084,9 +5048,44 @@
           <w:color w:val="1f3864"/>
           <w:sz w:val="28"/>
           <w:szCs w:val="28"/>
-          <w:rtl w:val="0"/>
-        </w:rPr>
-        <w:t xml:space="preserve">6. Conclusion &amp; Future Work</w:t>
+        </w:rPr>
+        <w:drawing>
+          <wp:inline distB="114300" distT="114300" distL="114300" distR="114300">
+            <wp:extent cx="5224463" cy="3525356"/>
+            <wp:effectExtent b="0" l="0" r="0" t="0"/>
+            <wp:docPr id="2" name="image1.png"/>
+            <a:graphic>
+              <a:graphicData uri="http://schemas.openxmlformats.org/drawingml/2006/picture">
+                <pic:pic>
+                  <pic:nvPicPr>
+                    <pic:cNvPr id="0" name="image1.png"/>
+                    <pic:cNvPicPr preferRelativeResize="0"/>
+                  </pic:nvPicPr>
+                  <pic:blipFill>
+                    <a:blip r:embed="rId8"/>
+                    <a:srcRect b="0" l="0" r="0" t="0"/>
+                    <a:stretch>
+                      <a:fillRect/>
+                    </a:stretch>
+                  </pic:blipFill>
+                  <pic:spPr>
+                    <a:xfrm>
+                      <a:off x="0" y="0"/>
+                      <a:ext cx="5224463" cy="3525356"/>
+                    </a:xfrm>
+                    <a:prstGeom prst="rect"/>
+                    <a:ln/>
+                  </pic:spPr>
+                </pic:pic>
+              </a:graphicData>
+            </a:graphic>
+          </wp:inline>
+        </w:drawing>
+      </w:r>
+      <w:r>
+        <w:rPr>
+          <w:rtl w:val="0"/>
+        </w:rPr>
       </w:r>
     </w:p>
     <w:p>
@@ -2104,9 +5103,330 @@
         <w:rPr>
           <w:b w:val="1"/>
           <w:bCs w:val="1"/>
+          <w:rtl w:val="0"/>
+        </w:rPr>
+        <w:t xml:space="preserve">Figure 3:</w:t>
+      </w:r>
+      <w:r>
+        <w:rPr>
+          <w:rtl w:val="0"/>
+        </w:rPr>
+        <w:t xml:space="preserve"> State-level heatmap</w:t>
+      </w:r>
+      <w:r>
+        <w:rPr>
+          <w:rtl w:val="0"/>
+        </w:rPr>
+      </w:r>
+    </w:p>
+    <w:p>
+      <w:pPr>
+        <w:spacing w:after="120" w:before="300" w:lineRule="auto"/>
+        <w:rPr>
+          <w:b w:val="1"/>
+          <w:bCs w:val="1"/>
           <w:color w:val="1f3864"/>
           <w:sz w:val="28"/>
           <w:szCs w:val="28"/>
+        </w:rPr>
+      </w:pPr>
+      <w:r>
+        <w:rPr>
+          <w:b w:val="1"/>
+          <w:bCs w:val="1"/>
+          <w:color w:val="1f3864"/>
+          <w:sz w:val="28"/>
+          <w:szCs w:val="28"/>
+        </w:rPr>
+        <w:drawing>
+          <wp:inline distB="114300" distT="114300" distL="114300" distR="114300">
+            <wp:extent cx="6272213" cy="2140996"/>
+            <wp:effectExtent b="0" l="0" r="0" t="0"/>
+            <wp:docPr id="1" name="image2.png"/>
+            <a:graphic>
+              <a:graphicData uri="http://schemas.openxmlformats.org/drawingml/2006/picture">
+                <pic:pic>
+                  <pic:nvPicPr>
+                    <pic:cNvPr id="0" name="image2.png"/>
+                    <pic:cNvPicPr preferRelativeResize="0"/>
+                  </pic:nvPicPr>
+                  <pic:blipFill>
+                    <a:blip r:embed="rId9"/>
+                    <a:srcRect b="0" l="0" r="0" t="0"/>
+                    <a:stretch>
+                      <a:fillRect/>
+                    </a:stretch>
+                  </pic:blipFill>
+                  <pic:spPr>
+                    <a:xfrm>
+                      <a:off x="0" y="0"/>
+                      <a:ext cx="6272213" cy="2140996"/>
+                    </a:xfrm>
+                    <a:prstGeom prst="rect"/>
+                    <a:ln/>
+                  </pic:spPr>
+                </pic:pic>
+              </a:graphicData>
+            </a:graphic>
+          </wp:inline>
+        </w:drawing>
+      </w:r>
+      <w:r>
+        <w:rPr>
+          <w:rtl w:val="0"/>
+        </w:rPr>
+      </w:r>
+    </w:p>
+    <w:p>
+      <w:pPr>
+        <w:spacing w:after="120" w:before="300" w:lineRule="auto"/>
+        <w:rPr/>
+      </w:pPr>
+      <w:r>
+        <w:rPr>
+          <w:b w:val="1"/>
+          <w:bCs w:val="1"/>
+          <w:rtl w:val="0"/>
+        </w:rPr>
+        <w:t xml:space="preserve">Figure 4:</w:t>
+      </w:r>
+      <w:r>
+        <w:rPr>
+          <w:rtl w:val="0"/>
+        </w:rPr>
+        <w:t xml:space="preserve"> State-level scatter plots</w:t>
+      </w:r>
+    </w:p>
+    <w:p>
+      <w:pPr>
+        <w:spacing w:after="120" w:before="300" w:lineRule="auto"/>
+        <w:rPr/>
+      </w:pPr>
+      <w:r>
+        <w:rPr>
+          <w:rtl w:val="0"/>
+        </w:rPr>
+      </w:r>
+    </w:p>
+    <w:p>
+      <w:pPr>
+        <w:spacing w:after="120" w:before="300" w:lineRule="auto"/>
+        <w:rPr>
+          <w:b w:val="1"/>
+          <w:bCs w:val="1"/>
+          <w:color w:val="1f3864"/>
+          <w:sz w:val="28"/>
+          <w:szCs w:val="28"/>
+        </w:rPr>
+      </w:pPr>
+      <w:r>
+        <w:rPr>
+          <w:b w:val="1"/>
+          <w:bCs w:val="1"/>
+          <w:color w:val="1f3864"/>
+          <w:sz w:val="28"/>
+          <w:szCs w:val="28"/>
+          <w:rtl w:val="0"/>
+        </w:rPr>
+        <w:t xml:space="preserve">5. Discussion &amp; Limitations</w:t>
+      </w:r>
+    </w:p>
+    <w:p>
+      <w:pPr>
+        <w:spacing w:after="120" w:before="300" w:lineRule="auto"/>
+        <w:rPr>
+          <w:sz w:val="24"/>
+          <w:szCs w:val="24"/>
+        </w:rPr>
+      </w:pPr>
+      <w:r>
+        <w:rPr>
+          <w:sz w:val="24"/>
+          <w:szCs w:val="24"/>
+          <w:rtl w:val="0"/>
+        </w:rPr>
+        <w:t xml:space="preserve">The results consistently show weak predictive performance across all models, including linear regression and Random Forest. Even when nonlinear relationships are introduced, the explanatory power remains low, suggesting a limited predictive signal in the current socioeconomic variables. </w:t>
+      </w:r>
+    </w:p>
+    <w:p>
+      <w:pPr>
+        <w:spacing w:after="120" w:before="300" w:lineRule="auto"/>
+        <w:rPr>
+          <w:sz w:val="24"/>
+          <w:szCs w:val="24"/>
+        </w:rPr>
+      </w:pPr>
+      <w:r>
+        <w:rPr>
+          <w:sz w:val="24"/>
+          <w:szCs w:val="24"/>
+          <w:rtl w:val="0"/>
+        </w:rPr>
+        <w:t xml:space="preserve">One of the limitations of the model that we used was the limited number of input variables. The district-level analysis indicated that there was little to no predictive relationship between the poverty rate, median income, and the bachelor's degree rate to the dropout rate. This suggests that the variable socioeconomic variables alone are not sufficient to explain variation in dropout outcomes.</w:t>
+      </w:r>
+    </w:p>
+    <w:p>
+      <w:pPr>
+        <w:spacing w:after="120" w:before="300" w:lineRule="auto"/>
+        <w:rPr>
+          <w:sz w:val="24"/>
+          <w:szCs w:val="24"/>
+        </w:rPr>
+      </w:pPr>
+      <w:r>
+        <w:rPr>
+          <w:sz w:val="24"/>
+          <w:szCs w:val="24"/>
+          <w:rtl w:val="0"/>
+        </w:rPr>
+        <w:t xml:space="preserve">Another limitation was the secondary work that we did with the state-level aggregation. The reduction to roughly 50 observations limited the power of the model. This limited sample size does two things. First, it removes the variation that you will get at a more granular level and local level. Second, this aggregation may mask heterogeneous effects across districts, leading to overly simplified relationships between input variables and the dropout rate.</w:t>
+      </w:r>
+    </w:p>
+    <w:p>
+      <w:pPr>
+        <w:spacing w:after="120" w:before="300" w:lineRule="auto"/>
+        <w:rPr>
+          <w:sz w:val="24"/>
+          <w:szCs w:val="24"/>
+        </w:rPr>
+      </w:pPr>
+      <w:r>
+        <w:rPr>
+          <w:rtl w:val="0"/>
+        </w:rPr>
+      </w:r>
+    </w:p>
+    <w:p>
+      <w:pPr>
+        <w:spacing w:after="120" w:before="300" w:lineRule="auto"/>
+        <w:rPr>
+          <w:b w:val="1"/>
+          <w:bCs w:val="1"/>
+          <w:color w:val="1f3864"/>
+          <w:sz w:val="28"/>
+          <w:szCs w:val="28"/>
+        </w:rPr>
+      </w:pPr>
+      <w:r>
+        <w:rPr>
+          <w:b w:val="1"/>
+          <w:bCs w:val="1"/>
+          <w:color w:val="1f3864"/>
+          <w:sz w:val="28"/>
+          <w:szCs w:val="28"/>
+          <w:rtl w:val="0"/>
+        </w:rPr>
+        <w:t xml:space="preserve">6. Conclusion &amp; Future Work</w:t>
+      </w:r>
+    </w:p>
+    <w:p>
+      <w:pPr>
+        <w:spacing w:after="120" w:before="300" w:lineRule="auto"/>
+        <w:rPr>
+          <w:sz w:val="24"/>
+          <w:szCs w:val="24"/>
+        </w:rPr>
+      </w:pPr>
+      <w:r>
+        <w:rPr>
+          <w:sz w:val="24"/>
+          <w:szCs w:val="24"/>
+          <w:rtl w:val="0"/>
+        </w:rPr>
+        <w:t xml:space="preserve">In conclusion, this project explored whether socioeconomic indicators from ACS data are associated with the K-12 dropout outcomes from NCES data. The results show that the poverty rate, median income, and bachelor's degree rate had weak predictive relationships with the dropout rate across. </w:t>
+      </w:r>
+    </w:p>
+    <w:p>
+      <w:pPr>
+        <w:spacing w:after="120" w:before="300" w:lineRule="auto"/>
+        <w:rPr>
+          <w:sz w:val="24"/>
+          <w:szCs w:val="24"/>
+        </w:rPr>
+      </w:pPr>
+      <w:r>
+        <w:rPr>
+          <w:sz w:val="24"/>
+          <w:szCs w:val="24"/>
+          <w:rtl w:val="0"/>
+        </w:rPr>
+        <w:t xml:space="preserve">Future work related to this project would involve an expansion of what was captured by the current model. This would include adding more input variables to the model to expand the input size. Another future addition would be to expand the years that are captured. A dataset that spans multiple years could give better insight into the impact that the variables have on dropout rates over time. </w:t>
+      </w:r>
+    </w:p>
+    <w:p>
+      <w:pPr>
+        <w:spacing w:after="120" w:before="300" w:lineRule="auto"/>
+        <w:rPr>
+          <w:sz w:val="24"/>
+          <w:szCs w:val="24"/>
+        </w:rPr>
+      </w:pPr>
+      <w:r>
+        <w:rPr>
+          <w:rtl w:val="0"/>
+        </w:rPr>
+      </w:r>
+    </w:p>
+    <w:p>
+      <w:pPr>
+        <w:spacing w:after="120" w:before="300" w:lineRule="auto"/>
+        <w:rPr>
+          <w:sz w:val="24"/>
+          <w:szCs w:val="24"/>
+        </w:rPr>
+      </w:pPr>
+      <w:r>
+        <w:rPr>
+          <w:rtl w:val="0"/>
+        </w:rPr>
+      </w:r>
+    </w:p>
+    <w:p>
+      <w:pPr>
+        <w:spacing w:after="120" w:before="300" w:lineRule="auto"/>
+        <w:rPr>
+          <w:sz w:val="24"/>
+          <w:szCs w:val="24"/>
+        </w:rPr>
+      </w:pPr>
+      <w:r>
+        <w:rPr>
+          <w:rtl w:val="0"/>
+        </w:rPr>
+      </w:r>
+    </w:p>
+    <w:p>
+      <w:pPr>
+        <w:spacing w:after="120" w:before="300" w:lineRule="auto"/>
+        <w:rPr>
+          <w:sz w:val="24"/>
+          <w:szCs w:val="24"/>
+        </w:rPr>
+      </w:pPr>
+      <w:r>
+        <w:rPr>
+          <w:rtl w:val="0"/>
+        </w:rPr>
+      </w:r>
+    </w:p>
+    <w:p>
+      <w:pPr>
+        <w:spacing w:after="120" w:before="300" w:lineRule="auto"/>
+        <w:rPr>
+          <w:b w:val="1"/>
+          <w:bCs w:val="1"/>
+          <w:color w:val="1f3864"/>
+          <w:sz w:val="28"/>
+          <w:szCs w:val="28"/>
+        </w:rPr>
+      </w:pPr>
+      <w:r>
+        <w:rPr>
+          <w:b w:val="1"/>
+          <w:bCs w:val="1"/>
+          <w:color w:val="1f3864"/>
+          <w:sz w:val="28"/>
+          <w:szCs w:val="28"/>
           <w:rtl w:val="0"/>
         </w:rPr>
         <w:t xml:space="preserve">References</w:t>
@@ -2129,7 +5449,7 @@
         </w:rPr>
         <w:t xml:space="preserve">Almeda, M. V., et al. (2024). Systematic Literature Review on Explainable Learning Analytics and Educational Data Mining. ResearchGate. </w:t>
       </w:r>
-      <w:hyperlink r:id="rId8">
+      <w:hyperlink r:id="rId10">
         <w:r>
           <w:rPr>
             <w:color w:val="1155cc"/>
@@ -2174,7 +5494,7 @@
         </w:rPr>
         <w:t xml:space="preserve">American Community Survey 5-Year Estimates.</w:t>
       </w:r>
-      <w:hyperlink r:id="rId9">
+      <w:hyperlink r:id="rId11">
         <w:r>
           <w:rPr>
             <w:color w:val="1155cc"/>
@@ -2227,7 +5547,7 @@
         </w:rPr>
         <w:t xml:space="preserve">. </w:t>
       </w:r>
-      <w:hyperlink r:id="rId10">
+      <w:hyperlink r:id="rId12">
         <w:r>
           <w:rPr>
             <w:color w:val="1155cc"/>
@@ -2262,7 +5582,7 @@
         </w:rPr>
         <w:t xml:space="preserve">National Center for Education Statistics. (2023). Common Core of Data: Local Education Agency Universe Survey (2022-2023). </w:t>
       </w:r>
-      <w:hyperlink r:id="rId11">
+      <w:hyperlink r:id="rId13">
         <w:r>
           <w:rPr>
             <w:color w:val="1155cc"/>
@@ -2297,7 +5617,7 @@
         </w:rPr>
         <w:t xml:space="preserve">KDD 2025 Applied Data Science Track. </w:t>
       </w:r>
-      <w:hyperlink r:id="rId12">
+      <w:hyperlink r:id="rId14">
         <w:r>
           <w:rPr>
             <w:color w:val="1155cc"/>
@@ -2346,8 +5666,8 @@
   <w:abstractNum w:abstractNumId="1">
     <w:lvl w:ilvl="0">
       <w:start w:val="1"/>
-      <w:numFmt w:val="decimal"/>
-      <w:lvlText w:val="%1."/>
+      <w:numFmt w:val="bullet"/>
+      <w:lvlText w:val="●"/>
       <w:lvlJc w:val="left"/>
       <w:pPr>
         <w:ind w:left="720" w:hanging="360"/>
@@ -2358,8 +5678,8 @@
     </w:lvl>
     <w:lvl w:ilvl="1">
       <w:start w:val="1"/>
-      <w:numFmt w:val="lowerLetter"/>
-      <w:lvlText w:val="%2."/>
+      <w:numFmt w:val="bullet"/>
+      <w:lvlText w:val="○"/>
       <w:lvlJc w:val="left"/>
       <w:pPr>
         <w:ind w:left="1440" w:hanging="360"/>
@@ -2370,9 +5690,9 @@
     </w:lvl>
     <w:lvl w:ilvl="2">
       <w:start w:val="1"/>
-      <w:numFmt w:val="lowerRoman"/>
-      <w:lvlText w:val="%3."/>
-      <w:lvlJc w:val="right"/>
+      <w:numFmt w:val="bullet"/>
+      <w:lvlText w:val="■"/>
+      <w:lvlJc w:val="left"/>
       <w:pPr>
         <w:ind w:left="2160" w:hanging="360"/>
       </w:pPr>
@@ -2382,8 +5702,8 @@
     </w:lvl>
     <w:lvl w:ilvl="3">
       <w:start w:val="1"/>
-      <w:numFmt w:val="decimal"/>
-      <w:lvlText w:val="%4."/>
+      <w:numFmt w:val="bullet"/>
+      <w:lvlText w:val="●"/>
       <w:lvlJc w:val="left"/>
       <w:pPr>
         <w:ind w:left="2880" w:hanging="360"/>
@@ -2394,8 +5714,8 @@
     </w:lvl>
     <w:lvl w:ilvl="4">
       <w:start w:val="1"/>
-      <w:numFmt w:val="lowerLetter"/>
-      <w:lvlText w:val="%5."/>
+      <w:numFmt w:val="bullet"/>
+      <w:lvlText w:val="○"/>
       <w:lvlJc w:val="left"/>
       <w:pPr>
         <w:ind w:left="3600" w:hanging="360"/>
@@ -2406,9 +5726,9 @@
     </w:lvl>
     <w:lvl w:ilvl="5">
       <w:start w:val="1"/>
-      <w:numFmt w:val="lowerRoman"/>
-      <w:lvlText w:val="%6."/>
-      <w:lvlJc w:val="right"/>
+      <w:numFmt w:val="bullet"/>
+      <w:lvlText w:val="■"/>
+      <w:lvlJc w:val="left"/>
       <w:pPr>
         <w:ind w:left="4320" w:hanging="360"/>
       </w:pPr>
@@ -2418,8 +5738,8 @@
     </w:lvl>
     <w:lvl w:ilvl="6">
       <w:start w:val="1"/>
-      <w:numFmt w:val="decimal"/>
-      <w:lvlText w:val="%7."/>
+      <w:numFmt w:val="bullet"/>
+      <w:lvlText w:val="●"/>
       <w:lvlJc w:val="left"/>
       <w:pPr>
         <w:ind w:left="5040" w:hanging="360"/>
@@ -2430,8 +5750,8 @@
     </w:lvl>
     <w:lvl w:ilvl="7">
       <w:start w:val="1"/>
-      <w:numFmt w:val="lowerLetter"/>
-      <w:lvlText w:val="%8."/>
+      <w:numFmt w:val="bullet"/>
+      <w:lvlText w:val="○"/>
       <w:lvlJc w:val="left"/>
       <w:pPr>
         <w:ind w:left="5760" w:hanging="360"/>
@@ -2442,9 +5762,9 @@
     </w:lvl>
     <w:lvl w:ilvl="8">
       <w:start w:val="1"/>
-      <w:numFmt w:val="lowerRoman"/>
-      <w:lvlText w:val="%9."/>
-      <w:lvlJc w:val="right"/>
+      <w:numFmt w:val="bullet"/>
+      <w:lvlText w:val="■"/>
+      <w:lvlJc w:val="left"/>
       <w:pPr>
         <w:ind w:left="6480" w:hanging="360"/>
       </w:pPr>
@@ -2564,6 +5884,226 @@
     </w:lvl>
   </w:abstractNum>
   <w:abstractNum w:abstractNumId="3">
+    <w:lvl w:ilvl="0">
+      <w:start w:val="1"/>
+      <w:numFmt w:val="bullet"/>
+      <w:lvlText w:val="●"/>
+      <w:lvlJc w:val="left"/>
+      <w:pPr>
+        <w:ind w:left="720" w:hanging="360"/>
+      </w:pPr>
+      <w:rPr>
+        <w:u w:val="none"/>
+      </w:rPr>
+    </w:lvl>
+    <w:lvl w:ilvl="1">
+      <w:start w:val="1"/>
+      <w:numFmt w:val="bullet"/>
+      <w:lvlText w:val="○"/>
+      <w:lvlJc w:val="left"/>
+      <w:pPr>
+        <w:ind w:left="1440" w:hanging="360"/>
+      </w:pPr>
+      <w:rPr>
+        <w:u w:val="none"/>
+      </w:rPr>
+    </w:lvl>
+    <w:lvl w:ilvl="2">
+      <w:start w:val="1"/>
+      <w:numFmt w:val="bullet"/>
+      <w:lvlText w:val="■"/>
+      <w:lvlJc w:val="left"/>
+      <w:pPr>
+        <w:ind w:left="2160" w:hanging="360"/>
+      </w:pPr>
+      <w:rPr>
+        <w:u w:val="none"/>
+      </w:rPr>
+    </w:lvl>
+    <w:lvl w:ilvl="3">
+      <w:start w:val="1"/>
+      <w:numFmt w:val="bullet"/>
+      <w:lvlText w:val="●"/>
+      <w:lvlJc w:val="left"/>
+      <w:pPr>
+        <w:ind w:left="2880" w:hanging="360"/>
+      </w:pPr>
+      <w:rPr>
+        <w:u w:val="none"/>
+      </w:rPr>
+    </w:lvl>
+    <w:lvl w:ilvl="4">
+      <w:start w:val="1"/>
+      <w:numFmt w:val="bullet"/>
+      <w:lvlText w:val="○"/>
+      <w:lvlJc w:val="left"/>
+      <w:pPr>
+        <w:ind w:left="3600" w:hanging="360"/>
+      </w:pPr>
+      <w:rPr>
+        <w:u w:val="none"/>
+      </w:rPr>
+    </w:lvl>
+    <w:lvl w:ilvl="5">
+      <w:start w:val="1"/>
+      <w:numFmt w:val="bullet"/>
+      <w:lvlText w:val="■"/>
+      <w:lvlJc w:val="left"/>
+      <w:pPr>
+        <w:ind w:left="4320" w:hanging="360"/>
+      </w:pPr>
+      <w:rPr>
+        <w:u w:val="none"/>
+      </w:rPr>
+    </w:lvl>
+    <w:lvl w:ilvl="6">
+      <w:start w:val="1"/>
+      <w:numFmt w:val="bullet"/>
+      <w:lvlText w:val="●"/>
+      <w:lvlJc w:val="left"/>
+      <w:pPr>
+        <w:ind w:left="5040" w:hanging="360"/>
+      </w:pPr>
+      <w:rPr>
+        <w:u w:val="none"/>
+      </w:rPr>
+    </w:lvl>
+    <w:lvl w:ilvl="7">
+      <w:start w:val="1"/>
+      <w:numFmt w:val="bullet"/>
+      <w:lvlText w:val="○"/>
+      <w:lvlJc w:val="left"/>
+      <w:pPr>
+        <w:ind w:left="5760" w:hanging="360"/>
+      </w:pPr>
+      <w:rPr>
+        <w:u w:val="none"/>
+      </w:rPr>
+    </w:lvl>
+    <w:lvl w:ilvl="8">
+      <w:start w:val="1"/>
+      <w:numFmt w:val="bullet"/>
+      <w:lvlText w:val="■"/>
+      <w:lvlJc w:val="left"/>
+      <w:pPr>
+        <w:ind w:left="6480" w:hanging="360"/>
+      </w:pPr>
+      <w:rPr>
+        <w:u w:val="none"/>
+      </w:rPr>
+    </w:lvl>
+  </w:abstractNum>
+  <w:abstractNum w:abstractNumId="4">
+    <w:lvl w:ilvl="0">
+      <w:start w:val="1"/>
+      <w:numFmt w:val="bullet"/>
+      <w:lvlText w:val="●"/>
+      <w:lvlJc w:val="left"/>
+      <w:pPr>
+        <w:ind w:left="720" w:hanging="360"/>
+      </w:pPr>
+      <w:rPr>
+        <w:u w:val="none"/>
+      </w:rPr>
+    </w:lvl>
+    <w:lvl w:ilvl="1">
+      <w:start w:val="1"/>
+      <w:numFmt w:val="bullet"/>
+      <w:lvlText w:val="○"/>
+      <w:lvlJc w:val="left"/>
+      <w:pPr>
+        <w:ind w:left="1440" w:hanging="360"/>
+      </w:pPr>
+      <w:rPr>
+        <w:u w:val="none"/>
+      </w:rPr>
+    </w:lvl>
+    <w:lvl w:ilvl="2">
+      <w:start w:val="1"/>
+      <w:numFmt w:val="bullet"/>
+      <w:lvlText w:val="■"/>
+      <w:lvlJc w:val="left"/>
+      <w:pPr>
+        <w:ind w:left="2160" w:hanging="360"/>
+      </w:pPr>
+      <w:rPr>
+        <w:u w:val="none"/>
+      </w:rPr>
+    </w:lvl>
+    <w:lvl w:ilvl="3">
+      <w:start w:val="1"/>
+      <w:numFmt w:val="bullet"/>
+      <w:lvlText w:val="●"/>
+      <w:lvlJc w:val="left"/>
+      <w:pPr>
+        <w:ind w:left="2880" w:hanging="360"/>
+      </w:pPr>
+      <w:rPr>
+        <w:u w:val="none"/>
+      </w:rPr>
+    </w:lvl>
+    <w:lvl w:ilvl="4">
+      <w:start w:val="1"/>
+      <w:numFmt w:val="bullet"/>
+      <w:lvlText w:val="○"/>
+      <w:lvlJc w:val="left"/>
+      <w:pPr>
+        <w:ind w:left="3600" w:hanging="360"/>
+      </w:pPr>
+      <w:rPr>
+        <w:u w:val="none"/>
+      </w:rPr>
+    </w:lvl>
+    <w:lvl w:ilvl="5">
+      <w:start w:val="1"/>
+      <w:numFmt w:val="bullet"/>
+      <w:lvlText w:val="■"/>
+      <w:lvlJc w:val="left"/>
+      <w:pPr>
+        <w:ind w:left="4320" w:hanging="360"/>
+      </w:pPr>
+      <w:rPr>
+        <w:u w:val="none"/>
+      </w:rPr>
+    </w:lvl>
+    <w:lvl w:ilvl="6">
+      <w:start w:val="1"/>
+      <w:numFmt w:val="bullet"/>
+      <w:lvlText w:val="●"/>
+      <w:lvlJc w:val="left"/>
+      <w:pPr>
+        <w:ind w:left="5040" w:hanging="360"/>
+      </w:pPr>
+      <w:rPr>
+        <w:u w:val="none"/>
+      </w:rPr>
+    </w:lvl>
+    <w:lvl w:ilvl="7">
+      <w:start w:val="1"/>
+      <w:numFmt w:val="bullet"/>
+      <w:lvlText w:val="○"/>
+      <w:lvlJc w:val="left"/>
+      <w:pPr>
+        <w:ind w:left="5760" w:hanging="360"/>
+      </w:pPr>
+      <w:rPr>
+        <w:u w:val="none"/>
+      </w:rPr>
+    </w:lvl>
+    <w:lvl w:ilvl="8">
+      <w:start w:val="1"/>
+      <w:numFmt w:val="bullet"/>
+      <w:lvlText w:val="■"/>
+      <w:lvlJc w:val="left"/>
+      <w:pPr>
+        <w:ind w:left="6480" w:hanging="360"/>
+      </w:pPr>
+      <w:rPr>
+        <w:u w:val="none"/>
+      </w:rPr>
+    </w:lvl>
+  </w:abstractNum>
+  <w:abstractNum w:abstractNumId="5">
     <w:lvl w:ilvl="0">
       <w:start w:val="1"/>
       <w:numFmt w:val="decimal"/>
@@ -2684,6 +6224,12 @@
   </w:num>
   <w:num w:numId="3">
     <w:abstractNumId w:val="3"/>
+  </w:num>
+  <w:num w:numId="4">
+    <w:abstractNumId w:val="4"/>
+  </w:num>
+  <w:num w:numId="5">
+    <w:abstractNumId w:val="5"/>
   </w:num>
 </w:numbering>
 </file>
@@ -2854,6 +6400,30 @@
     </w:rPr>
   </w:style>
   <w:style w:type="table" w:styleId="Table1">
+    <w:basedOn w:val="TableNormal"/>
+    <w:tblPr>
+      <w:tblStyleRowBandSize w:val="1"/>
+      <w:tblStyleColBandSize w:val="1"/>
+      <w:tblCellMar/>
+    </w:tblPr>
+  </w:style>
+  <w:style w:type="table" w:styleId="Table2">
+    <w:basedOn w:val="TableNormal"/>
+    <w:tblPr>
+      <w:tblStyleRowBandSize w:val="1"/>
+      <w:tblStyleColBandSize w:val="1"/>
+      <w:tblCellMar/>
+    </w:tblPr>
+  </w:style>
+  <w:style w:type="table" w:styleId="Table3">
+    <w:basedOn w:val="TableNormal"/>
+    <w:tblPr>
+      <w:tblStyleRowBandSize w:val="1"/>
+      <w:tblStyleColBandSize w:val="1"/>
+      <w:tblCellMar/>
+    </w:tblPr>
+  </w:style>
+  <w:style w:type="table" w:styleId="Table4">
     <w:basedOn w:val="TableNormal"/>
     <w:tblPr>
       <w:tblStyleRowBandSize w:val="1"/>
